--- a/практическая 1/отчет.docx
+++ b/практическая 1/отчет.docx
@@ -527,11 +527,12 @@
         <w:ind w:start="800"/>
         <w:rPr/>
         <w:sectPr>
-          <w:headerReference w:type="default" r:id="rId8"/>
-          <w:headerReference w:type="first" r:id="rId9"/>
-          <w:footerReference w:type="even" r:id="rId10"/>
-          <w:footerReference w:type="default" r:id="rId11"/>
-          <w:footerReference w:type="first" r:id="rId12"/>
+          <w:headerReference w:type="even" r:id="rId8"/>
+          <w:headerReference w:type="default" r:id="rId9"/>
+          <w:headerReference w:type="first" r:id="rId10"/>
+          <w:footerReference w:type="even" r:id="rId11"/>
+          <w:footerReference w:type="default" r:id="rId12"/>
+          <w:footerReference w:type="first" r:id="rId13"/>
           <w:type w:val="nextPage"/>
           <w:pgSz w:w="11906" w:h="16838"/>
           <w:pgMar w:left="1701" w:right="567" w:gutter="0" w:header="708" w:top="1134" w:footer="708" w:bottom="1134"/>
@@ -749,10 +750,10 @@
         </w:tblCellMar>
       </w:tblPr>
       <w:tblGrid>
-        <w:gridCol w:w="699"/>
-        <w:gridCol w:w="3239"/>
-        <w:gridCol w:w="3262"/>
-        <w:gridCol w:w="2438"/>
+        <w:gridCol w:w="698"/>
+        <w:gridCol w:w="3240"/>
+        <w:gridCol w:w="3261"/>
+        <w:gridCol w:w="2439"/>
       </w:tblGrid>
       <w:tr>
         <w:trPr>
@@ -760,7 +761,7 @@
         </w:trPr>
         <w:tc>
           <w:tcPr>
-            <w:tcW w:w="699" w:type="dxa"/>
+            <w:tcW w:w="698" w:type="dxa"/>
             <w:tcBorders>
               <w:top w:val="single" w:sz="4" w:space="0" w:color="000000"/>
               <w:start w:val="single" w:sz="4" w:space="0" w:color="000000"/>
@@ -790,7 +791,7 @@
         </w:tc>
         <w:tc>
           <w:tcPr>
-            <w:tcW w:w="3239" w:type="dxa"/>
+            <w:tcW w:w="3240" w:type="dxa"/>
             <w:tcBorders>
               <w:top w:val="single" w:sz="4" w:space="0" w:color="000000"/>
               <w:start w:val="single" w:sz="4" w:space="0" w:color="000000"/>
@@ -820,7 +821,7 @@
         </w:tc>
         <w:tc>
           <w:tcPr>
-            <w:tcW w:w="3262" w:type="dxa"/>
+            <w:tcW w:w="3261" w:type="dxa"/>
             <w:tcBorders>
               <w:top w:val="single" w:sz="4" w:space="0" w:color="000000"/>
               <w:start w:val="single" w:sz="4" w:space="0" w:color="000000"/>
@@ -850,7 +851,7 @@
         </w:tc>
         <w:tc>
           <w:tcPr>
-            <w:tcW w:w="2438" w:type="dxa"/>
+            <w:tcW w:w="2439" w:type="dxa"/>
             <w:tcBorders>
               <w:top w:val="single" w:sz="4" w:space="0" w:color="000000"/>
               <w:start w:val="single" w:sz="4" w:space="0" w:color="000000"/>
@@ -883,7 +884,7 @@
         <w:trPr/>
         <w:tc>
           <w:tcPr>
-            <w:tcW w:w="699" w:type="dxa"/>
+            <w:tcW w:w="698" w:type="dxa"/>
             <w:tcBorders>
               <w:top w:val="single" w:sz="4" w:space="0" w:color="000000"/>
               <w:start w:val="single" w:sz="4" w:space="0" w:color="000000"/>
@@ -913,7 +914,7 @@
         </w:tc>
         <w:tc>
           <w:tcPr>
-            <w:tcW w:w="3239" w:type="dxa"/>
+            <w:tcW w:w="3240" w:type="dxa"/>
             <w:tcBorders>
               <w:top w:val="single" w:sz="4" w:space="0" w:color="000000"/>
               <w:start w:val="single" w:sz="4" w:space="0" w:color="000000"/>
@@ -1008,7 +1009,7 @@
                           </pic:cNvPicPr>
                         </pic:nvPicPr>
                         <pic:blipFill>
-                          <a:blip r:embed="rId13"/>
+                          <a:blip r:embed="rId14"/>
                           <a:stretch>
                             <a:fillRect/>
                           </a:stretch>
@@ -1033,7 +1034,7 @@
         </w:tc>
         <w:tc>
           <w:tcPr>
-            <w:tcW w:w="3262" w:type="dxa"/>
+            <w:tcW w:w="3261" w:type="dxa"/>
             <w:tcBorders>
               <w:top w:val="single" w:sz="4" w:space="0" w:color="000000"/>
               <w:start w:val="single" w:sz="4" w:space="0" w:color="000000"/>
@@ -1069,7 +1070,7 @@
                           </pic:cNvPicPr>
                         </pic:nvPicPr>
                         <pic:blipFill>
-                          <a:blip r:embed="rId14"/>
+                          <a:blip r:embed="rId15"/>
                           <a:stretch>
                             <a:fillRect/>
                           </a:stretch>
@@ -1094,7 +1095,7 @@
         </w:tc>
         <w:tc>
           <w:tcPr>
-            <w:tcW w:w="2438" w:type="dxa"/>
+            <w:tcW w:w="2439" w:type="dxa"/>
             <w:tcBorders>
               <w:top w:val="single" w:sz="4" w:space="0" w:color="000000"/>
               <w:start w:val="single" w:sz="4" w:space="0" w:color="000000"/>
@@ -1177,9 +1178,9 @@
         </w:tblCellMar>
       </w:tblPr>
       <w:tblGrid>
-        <w:gridCol w:w="699"/>
+        <w:gridCol w:w="698"/>
         <w:gridCol w:w="2100"/>
-        <w:gridCol w:w="1751"/>
+        <w:gridCol w:w="1752"/>
         <w:gridCol w:w="2688"/>
         <w:gridCol w:w="2400"/>
       </w:tblGrid>
@@ -1189,7 +1190,7 @@
         </w:trPr>
         <w:tc>
           <w:tcPr>
-            <w:tcW w:w="699" w:type="dxa"/>
+            <w:tcW w:w="698" w:type="dxa"/>
             <w:tcBorders>
               <w:top w:val="single" w:sz="4" w:space="0" w:color="000000"/>
               <w:start w:val="single" w:sz="4" w:space="0" w:color="000000"/>
@@ -1249,7 +1250,7 @@
         </w:tc>
         <w:tc>
           <w:tcPr>
-            <w:tcW w:w="1751" w:type="dxa"/>
+            <w:tcW w:w="1752" w:type="dxa"/>
             <w:tcBorders>
               <w:top w:val="single" w:sz="4" w:space="0" w:color="000000"/>
               <w:start w:val="single" w:sz="4" w:space="0" w:color="000000"/>
@@ -1377,7 +1378,7 @@
         <w:trPr/>
         <w:tc>
           <w:tcPr>
-            <w:tcW w:w="699" w:type="dxa"/>
+            <w:tcW w:w="698" w:type="dxa"/>
             <w:vMerge w:val="restart"/>
             <w:tcBorders>
               <w:top w:val="single" w:sz="4" w:space="0" w:color="000000"/>
@@ -1439,7 +1440,7 @@
         </w:tc>
         <w:tc>
           <w:tcPr>
-            <w:tcW w:w="1751" w:type="dxa"/>
+            <w:tcW w:w="1752" w:type="dxa"/>
             <w:vMerge w:val="restart"/>
             <w:tcBorders>
               <w:top w:val="single" w:sz="4" w:space="0" w:color="000000"/>
@@ -1533,7 +1534,7 @@
         <w:trPr/>
         <w:tc>
           <w:tcPr>
-            <w:tcW w:w="699" w:type="dxa"/>
+            <w:tcW w:w="698" w:type="dxa"/>
             <w:vMerge w:val="continue"/>
             <w:tcBorders>
               <w:top w:val="single" w:sz="4" w:space="0" w:color="000000"/>
@@ -1595,7 +1596,7 @@
         </w:tc>
         <w:tc>
           <w:tcPr>
-            <w:tcW w:w="1751" w:type="dxa"/>
+            <w:tcW w:w="1752" w:type="dxa"/>
             <w:vMerge w:val="continue"/>
             <w:tcBorders>
               <w:top w:val="single" w:sz="4" w:space="0" w:color="000000"/>
@@ -1689,7 +1690,7 @@
         <w:trPr/>
         <w:tc>
           <w:tcPr>
-            <w:tcW w:w="699" w:type="dxa"/>
+            <w:tcW w:w="698" w:type="dxa"/>
             <w:vMerge w:val="continue"/>
             <w:tcBorders>
               <w:top w:val="single" w:sz="4" w:space="0" w:color="000000"/>
@@ -1751,7 +1752,7 @@
         </w:tc>
         <w:tc>
           <w:tcPr>
-            <w:tcW w:w="1751" w:type="dxa"/>
+            <w:tcW w:w="1752" w:type="dxa"/>
             <w:vMerge w:val="continue"/>
             <w:tcBorders>
               <w:top w:val="single" w:sz="4" w:space="0" w:color="000000"/>
@@ -1845,7 +1846,7 @@
         <w:trPr/>
         <w:tc>
           <w:tcPr>
-            <w:tcW w:w="699" w:type="dxa"/>
+            <w:tcW w:w="698" w:type="dxa"/>
             <w:vMerge w:val="restart"/>
             <w:tcBorders>
               <w:top w:val="single" w:sz="4" w:space="0" w:color="000000"/>
@@ -1907,7 +1908,7 @@
         </w:tc>
         <w:tc>
           <w:tcPr>
-            <w:tcW w:w="1751" w:type="dxa"/>
+            <w:tcW w:w="1752" w:type="dxa"/>
             <w:vMerge w:val="restart"/>
             <w:tcBorders>
               <w:top w:val="single" w:sz="4" w:space="0" w:color="000000"/>
@@ -2001,7 +2002,7 @@
         <w:trPr/>
         <w:tc>
           <w:tcPr>
-            <w:tcW w:w="699" w:type="dxa"/>
+            <w:tcW w:w="698" w:type="dxa"/>
             <w:vMerge w:val="continue"/>
             <w:tcBorders>
               <w:top w:val="single" w:sz="4" w:space="0" w:color="000000"/>
@@ -2063,7 +2064,7 @@
         </w:tc>
         <w:tc>
           <w:tcPr>
-            <w:tcW w:w="1751" w:type="dxa"/>
+            <w:tcW w:w="1752" w:type="dxa"/>
             <w:vMerge w:val="continue"/>
             <w:tcBorders>
               <w:top w:val="single" w:sz="4" w:space="0" w:color="000000"/>
@@ -2157,7 +2158,7 @@
         <w:trPr/>
         <w:tc>
           <w:tcPr>
-            <w:tcW w:w="699" w:type="dxa"/>
+            <w:tcW w:w="698" w:type="dxa"/>
             <w:vMerge w:val="continue"/>
             <w:tcBorders>
               <w:top w:val="single" w:sz="4" w:space="0" w:color="000000"/>
@@ -2219,7 +2220,7 @@
         </w:tc>
         <w:tc>
           <w:tcPr>
-            <w:tcW w:w="1751" w:type="dxa"/>
+            <w:tcW w:w="1752" w:type="dxa"/>
             <w:vMerge w:val="continue"/>
             <w:tcBorders>
               <w:top w:val="single" w:sz="4" w:space="0" w:color="000000"/>
@@ -2313,7 +2314,7 @@
         <w:trPr/>
         <w:tc>
           <w:tcPr>
-            <w:tcW w:w="699" w:type="dxa"/>
+            <w:tcW w:w="698" w:type="dxa"/>
             <w:vMerge w:val="restart"/>
             <w:tcBorders>
               <w:top w:val="single" w:sz="4" w:space="0" w:color="000000"/>
@@ -2375,7 +2376,7 @@
         </w:tc>
         <w:tc>
           <w:tcPr>
-            <w:tcW w:w="1751" w:type="dxa"/>
+            <w:tcW w:w="1752" w:type="dxa"/>
             <w:vMerge w:val="restart"/>
             <w:tcBorders>
               <w:top w:val="single" w:sz="4" w:space="0" w:color="000000"/>
@@ -2469,7 +2470,7 @@
         <w:trPr/>
         <w:tc>
           <w:tcPr>
-            <w:tcW w:w="699" w:type="dxa"/>
+            <w:tcW w:w="698" w:type="dxa"/>
             <w:vMerge w:val="continue"/>
             <w:tcBorders>
               <w:top w:val="single" w:sz="4" w:space="0" w:color="000000"/>
@@ -2531,7 +2532,7 @@
         </w:tc>
         <w:tc>
           <w:tcPr>
-            <w:tcW w:w="1751" w:type="dxa"/>
+            <w:tcW w:w="1752" w:type="dxa"/>
             <w:vMerge w:val="continue"/>
             <w:tcBorders>
               <w:top w:val="single" w:sz="4" w:space="0" w:color="000000"/>
@@ -2625,7 +2626,7 @@
         <w:trPr/>
         <w:tc>
           <w:tcPr>
-            <w:tcW w:w="699" w:type="dxa"/>
+            <w:tcW w:w="698" w:type="dxa"/>
             <w:vMerge w:val="continue"/>
             <w:tcBorders>
               <w:top w:val="single" w:sz="4" w:space="0" w:color="000000"/>
@@ -2687,7 +2688,7 @@
         </w:tc>
         <w:tc>
           <w:tcPr>
-            <w:tcW w:w="1751" w:type="dxa"/>
+            <w:tcW w:w="1752" w:type="dxa"/>
             <w:vMerge w:val="continue"/>
             <w:tcBorders>
               <w:top w:val="single" w:sz="4" w:space="0" w:color="000000"/>
@@ -2781,7 +2782,7 @@
         <w:trPr/>
         <w:tc>
           <w:tcPr>
-            <w:tcW w:w="699" w:type="dxa"/>
+            <w:tcW w:w="698" w:type="dxa"/>
             <w:vMerge w:val="restart"/>
             <w:tcBorders>
               <w:top w:val="single" w:sz="4" w:space="0" w:color="000000"/>
@@ -2853,7 +2854,7 @@
         </w:tc>
         <w:tc>
           <w:tcPr>
-            <w:tcW w:w="1751" w:type="dxa"/>
+            <w:tcW w:w="1752" w:type="dxa"/>
             <w:vMerge w:val="restart"/>
             <w:tcBorders>
               <w:top w:val="single" w:sz="4" w:space="0" w:color="000000"/>
@@ -2947,7 +2948,7 @@
         <w:trPr/>
         <w:tc>
           <w:tcPr>
-            <w:tcW w:w="699" w:type="dxa"/>
+            <w:tcW w:w="698" w:type="dxa"/>
             <w:vMerge w:val="continue"/>
             <w:tcBorders>
               <w:top w:val="single" w:sz="4" w:space="0" w:color="000000"/>
@@ -3019,7 +3020,7 @@
         </w:tc>
         <w:tc>
           <w:tcPr>
-            <w:tcW w:w="1751" w:type="dxa"/>
+            <w:tcW w:w="1752" w:type="dxa"/>
             <w:vMerge w:val="continue"/>
             <w:tcBorders>
               <w:top w:val="single" w:sz="4" w:space="0" w:color="000000"/>
@@ -3148,7 +3149,7 @@
         <w:trPr/>
         <w:tc>
           <w:tcPr>
-            <w:tcW w:w="699" w:type="dxa"/>
+            <w:tcW w:w="698" w:type="dxa"/>
             <w:vMerge w:val="restart"/>
             <w:tcBorders>
               <w:top w:val="single" w:sz="4" w:space="0" w:color="000000"/>
@@ -3210,7 +3211,7 @@
         </w:tc>
         <w:tc>
           <w:tcPr>
-            <w:tcW w:w="1751" w:type="dxa"/>
+            <w:tcW w:w="1752" w:type="dxa"/>
             <w:vMerge w:val="restart"/>
             <w:tcBorders>
               <w:top w:val="single" w:sz="4" w:space="0" w:color="000000"/>
@@ -3304,7 +3305,7 @@
         <w:trPr/>
         <w:tc>
           <w:tcPr>
-            <w:tcW w:w="699" w:type="dxa"/>
+            <w:tcW w:w="698" w:type="dxa"/>
             <w:vMerge w:val="continue"/>
             <w:tcBorders>
               <w:top w:val="single" w:sz="4" w:space="0" w:color="000000"/>
@@ -3366,7 +3367,7 @@
         </w:tc>
         <w:tc>
           <w:tcPr>
-            <w:tcW w:w="1751" w:type="dxa"/>
+            <w:tcW w:w="1752" w:type="dxa"/>
             <w:vMerge w:val="continue"/>
             <w:tcBorders>
               <w:top w:val="single" w:sz="4" w:space="0" w:color="000000"/>
@@ -3460,7 +3461,7 @@
         <w:trPr/>
         <w:tc>
           <w:tcPr>
-            <w:tcW w:w="699" w:type="dxa"/>
+            <w:tcW w:w="698" w:type="dxa"/>
             <w:vMerge w:val="continue"/>
             <w:tcBorders>
               <w:top w:val="single" w:sz="4" w:space="0" w:color="000000"/>
@@ -3522,7 +3523,7 @@
         </w:tc>
         <w:tc>
           <w:tcPr>
-            <w:tcW w:w="1751" w:type="dxa"/>
+            <w:tcW w:w="1752" w:type="dxa"/>
             <w:vMerge w:val="continue"/>
             <w:tcBorders>
               <w:top w:val="single" w:sz="4" w:space="0" w:color="000000"/>
@@ -3616,7 +3617,7 @@
         <w:trPr/>
         <w:tc>
           <w:tcPr>
-            <w:tcW w:w="699" w:type="dxa"/>
+            <w:tcW w:w="698" w:type="dxa"/>
             <w:vMerge w:val="continue"/>
             <w:tcBorders>
               <w:top w:val="single" w:sz="4" w:space="0" w:color="000000"/>
@@ -3678,7 +3679,7 @@
         </w:tc>
         <w:tc>
           <w:tcPr>
-            <w:tcW w:w="1751" w:type="dxa"/>
+            <w:tcW w:w="1752" w:type="dxa"/>
             <w:vMerge w:val="continue"/>
             <w:tcBorders>
               <w:top w:val="single" w:sz="4" w:space="0" w:color="000000"/>
@@ -3772,7 +3773,7 @@
         <w:trPr/>
         <w:tc>
           <w:tcPr>
-            <w:tcW w:w="699" w:type="dxa"/>
+            <w:tcW w:w="698" w:type="dxa"/>
             <w:vMerge w:val="continue"/>
             <w:tcBorders>
               <w:top w:val="single" w:sz="4" w:space="0" w:color="000000"/>
@@ -3834,7 +3835,7 @@
         </w:tc>
         <w:tc>
           <w:tcPr>
-            <w:tcW w:w="1751" w:type="dxa"/>
+            <w:tcW w:w="1752" w:type="dxa"/>
             <w:vMerge w:val="continue"/>
             <w:tcBorders>
               <w:top w:val="single" w:sz="4" w:space="0" w:color="000000"/>
@@ -3928,7 +3929,7 @@
         <w:trPr/>
         <w:tc>
           <w:tcPr>
-            <w:tcW w:w="699" w:type="dxa"/>
+            <w:tcW w:w="698" w:type="dxa"/>
             <w:vMerge w:val="continue"/>
             <w:tcBorders>
               <w:top w:val="single" w:sz="4" w:space="0" w:color="000000"/>
@@ -3990,7 +3991,7 @@
         </w:tc>
         <w:tc>
           <w:tcPr>
-            <w:tcW w:w="1751" w:type="dxa"/>
+            <w:tcW w:w="1752" w:type="dxa"/>
             <w:vMerge w:val="continue"/>
             <w:tcBorders>
               <w:top w:val="single" w:sz="4" w:space="0" w:color="000000"/>
@@ -4119,7 +4120,7 @@
         <w:trPr/>
         <w:tc>
           <w:tcPr>
-            <w:tcW w:w="699" w:type="dxa"/>
+            <w:tcW w:w="698" w:type="dxa"/>
             <w:tcBorders>
               <w:top w:val="single" w:sz="4" w:space="0" w:color="000000"/>
               <w:start w:val="single" w:sz="4" w:space="0" w:color="000000"/>
@@ -4179,7 +4180,7 @@
         </w:tc>
         <w:tc>
           <w:tcPr>
-            <w:tcW w:w="1751" w:type="dxa"/>
+            <w:tcW w:w="1752" w:type="dxa"/>
             <w:tcBorders>
               <w:top w:val="single" w:sz="4" w:space="0" w:color="000000"/>
               <w:start w:val="single" w:sz="4" w:space="0" w:color="000000"/>
@@ -4360,8 +4361,8 @@
         </w:tblCellMar>
       </w:tblPr>
       <w:tblGrid>
-        <w:gridCol w:w="699"/>
-        <w:gridCol w:w="2701"/>
+        <w:gridCol w:w="698"/>
+        <w:gridCol w:w="2702"/>
         <w:gridCol w:w="3169"/>
         <w:gridCol w:w="3069"/>
       </w:tblGrid>
@@ -4371,7 +4372,7 @@
         </w:trPr>
         <w:tc>
           <w:tcPr>
-            <w:tcW w:w="699" w:type="dxa"/>
+            <w:tcW w:w="698" w:type="dxa"/>
             <w:tcBorders>
               <w:top w:val="single" w:sz="4" w:space="0" w:color="000000"/>
               <w:start w:val="single" w:sz="4" w:space="0" w:color="000000"/>
@@ -4401,7 +4402,7 @@
         </w:tc>
         <w:tc>
           <w:tcPr>
-            <w:tcW w:w="2701" w:type="dxa"/>
+            <w:tcW w:w="2702" w:type="dxa"/>
             <w:tcBorders>
               <w:top w:val="single" w:sz="4" w:space="0" w:color="000000"/>
               <w:start w:val="single" w:sz="4" w:space="0" w:color="000000"/>
@@ -4529,7 +4530,7 @@
         <w:trPr/>
         <w:tc>
           <w:tcPr>
-            <w:tcW w:w="699" w:type="dxa"/>
+            <w:tcW w:w="698" w:type="dxa"/>
             <w:tcBorders>
               <w:top w:val="single" w:sz="4" w:space="0" w:color="000000"/>
               <w:start w:val="single" w:sz="4" w:space="0" w:color="000000"/>
@@ -4559,7 +4560,7 @@
         </w:tc>
         <w:tc>
           <w:tcPr>
-            <w:tcW w:w="2701" w:type="dxa"/>
+            <w:tcW w:w="2702" w:type="dxa"/>
             <w:tcBorders>
               <w:top w:val="single" w:sz="4" w:space="0" w:color="000000"/>
               <w:start w:val="single" w:sz="4" w:space="0" w:color="000000"/>
@@ -4652,7 +4653,7 @@
         <w:trPr/>
         <w:tc>
           <w:tcPr>
-            <w:tcW w:w="699" w:type="dxa"/>
+            <w:tcW w:w="698" w:type="dxa"/>
             <w:tcBorders>
               <w:top w:val="single" w:sz="4" w:space="0" w:color="000000"/>
               <w:start w:val="single" w:sz="4" w:space="0" w:color="000000"/>
@@ -4682,7 +4683,7 @@
         </w:tc>
         <w:tc>
           <w:tcPr>
-            <w:tcW w:w="2701" w:type="dxa"/>
+            <w:tcW w:w="2702" w:type="dxa"/>
             <w:tcBorders>
               <w:top w:val="single" w:sz="4" w:space="0" w:color="000000"/>
               <w:start w:val="single" w:sz="4" w:space="0" w:color="000000"/>
@@ -4775,7 +4776,7 @@
         <w:trPr/>
         <w:tc>
           <w:tcPr>
-            <w:tcW w:w="699" w:type="dxa"/>
+            <w:tcW w:w="698" w:type="dxa"/>
             <w:tcBorders>
               <w:top w:val="single" w:sz="4" w:space="0" w:color="000000"/>
               <w:start w:val="single" w:sz="4" w:space="0" w:color="000000"/>
@@ -4805,7 +4806,7 @@
         </w:tc>
         <w:tc>
           <w:tcPr>
-            <w:tcW w:w="2701" w:type="dxa"/>
+            <w:tcW w:w="2702" w:type="dxa"/>
             <w:tcBorders>
               <w:top w:val="single" w:sz="4" w:space="0" w:color="000000"/>
               <w:start w:val="single" w:sz="4" w:space="0" w:color="000000"/>
@@ -4933,7 +4934,7 @@
         <w:trPr/>
         <w:tc>
           <w:tcPr>
-            <w:tcW w:w="699" w:type="dxa"/>
+            <w:tcW w:w="698" w:type="dxa"/>
             <w:tcBorders>
               <w:top w:val="single" w:sz="4" w:space="0" w:color="000000"/>
               <w:start w:val="single" w:sz="4" w:space="0" w:color="000000"/>
@@ -4963,7 +4964,7 @@
         </w:tc>
         <w:tc>
           <w:tcPr>
-            <w:tcW w:w="2701" w:type="dxa"/>
+            <w:tcW w:w="2702" w:type="dxa"/>
             <w:tcBorders>
               <w:top w:val="single" w:sz="4" w:space="0" w:color="000000"/>
               <w:start w:val="single" w:sz="4" w:space="0" w:color="000000"/>
@@ -5056,7 +5057,7 @@
         <w:trPr/>
         <w:tc>
           <w:tcPr>
-            <w:tcW w:w="699" w:type="dxa"/>
+            <w:tcW w:w="698" w:type="dxa"/>
             <w:tcBorders>
               <w:top w:val="single" w:sz="4" w:space="0" w:color="000000"/>
               <w:start w:val="single" w:sz="4" w:space="0" w:color="000000"/>
@@ -5086,7 +5087,7 @@
         </w:tc>
         <w:tc>
           <w:tcPr>
-            <w:tcW w:w="2701" w:type="dxa"/>
+            <w:tcW w:w="2702" w:type="dxa"/>
             <w:tcBorders>
               <w:top w:val="single" w:sz="4" w:space="0" w:color="000000"/>
               <w:start w:val="single" w:sz="4" w:space="0" w:color="000000"/>
@@ -5179,7 +5180,7 @@
         <w:trPr/>
         <w:tc>
           <w:tcPr>
-            <w:tcW w:w="699" w:type="dxa"/>
+            <w:tcW w:w="698" w:type="dxa"/>
             <w:tcBorders>
               <w:top w:val="single" w:sz="4" w:space="0" w:color="000000"/>
               <w:start w:val="single" w:sz="4" w:space="0" w:color="000000"/>
@@ -5209,7 +5210,7 @@
         </w:tc>
         <w:tc>
           <w:tcPr>
-            <w:tcW w:w="2701" w:type="dxa"/>
+            <w:tcW w:w="2702" w:type="dxa"/>
             <w:tcBorders>
               <w:top w:val="single" w:sz="4" w:space="0" w:color="000000"/>
               <w:start w:val="single" w:sz="4" w:space="0" w:color="000000"/>
@@ -5391,7 +5392,31 @@
           <w:sz w:val="20"/>
           <w:szCs w:val="20"/>
         </w:rPr>
-        <w:t>var n = 0;</w:t>
+        <w:t>int</w:t>
+      </w:r>
+      <w:r>
+        <w:rPr>
+          <w:rFonts w:eastAsia="Courier New" w:cs="Courier New" w:ascii="Courier New" w:hAnsi="Courier New"/>
+          <w:sz w:val="20"/>
+          <w:szCs w:val="20"/>
+        </w:rPr>
+        <w:t xml:space="preserve"> n, </w:t>
+      </w:r>
+      <w:r>
+        <w:rPr>
+          <w:rFonts w:eastAsia="Courier New" w:cs="Courier New" w:ascii="Courier New" w:hAnsi="Courier New"/>
+          <w:sz w:val="20"/>
+          <w:szCs w:val="20"/>
+        </w:rPr>
+        <w:t>m</w:t>
+      </w:r>
+      <w:r>
+        <w:rPr>
+          <w:rFonts w:eastAsia="Courier New" w:cs="Courier New" w:ascii="Courier New" w:hAnsi="Courier New"/>
+          <w:sz w:val="20"/>
+          <w:szCs w:val="20"/>
+        </w:rPr>
+        <w:t>;</w:t>
       </w:r>
     </w:p>
     <w:p>
@@ -5406,7 +5431,23 @@
           <w:sz w:val="20"/>
           <w:szCs w:val="20"/>
         </w:rPr>
-        <w:t>InputFunctions.ReadInput("n", ref n);</w:t>
+        <w:t xml:space="preserve">InputFunctions.ReadInput("n", </w:t>
+      </w:r>
+      <w:r>
+        <w:rPr>
+          <w:rFonts w:eastAsia="Courier New" w:cs="Courier New" w:ascii="Courier New" w:hAnsi="Courier New"/>
+          <w:sz w:val="20"/>
+          <w:szCs w:val="20"/>
+        </w:rPr>
+        <w:t>out</w:t>
+      </w:r>
+      <w:r>
+        <w:rPr>
+          <w:rFonts w:eastAsia="Courier New" w:cs="Courier New" w:ascii="Courier New" w:hAnsi="Courier New"/>
+          <w:sz w:val="20"/>
+          <w:szCs w:val="20"/>
+        </w:rPr>
+        <w:t xml:space="preserve"> n);</w:t>
       </w:r>
     </w:p>
     <w:p>
@@ -5421,7 +5462,23 @@
           <w:sz w:val="20"/>
           <w:szCs w:val="20"/>
         </w:rPr>
-        <w:t>var m = 0;</w:t>
+        <w:t xml:space="preserve">InputFunctions.ReadInput("m", </w:t>
+      </w:r>
+      <w:r>
+        <w:rPr>
+          <w:rFonts w:eastAsia="Courier New" w:cs="Courier New" w:ascii="Courier New" w:hAnsi="Courier New"/>
+          <w:sz w:val="20"/>
+          <w:szCs w:val="20"/>
+        </w:rPr>
+        <w:t>out</w:t>
+      </w:r>
+      <w:r>
+        <w:rPr>
+          <w:rFonts w:eastAsia="Courier New" w:cs="Courier New" w:ascii="Courier New" w:hAnsi="Courier New"/>
+          <w:sz w:val="20"/>
+          <w:szCs w:val="20"/>
+        </w:rPr>
+        <w:t xml:space="preserve"> m);</w:t>
       </w:r>
     </w:p>
     <w:p>
@@ -5436,7 +5493,7 @@
           <w:sz w:val="20"/>
           <w:szCs w:val="20"/>
         </w:rPr>
-        <w:t>InputFunctions.ReadInput("m", ref m);</w:t>
+        <w:t xml:space="preserve"> </w:t>
       </w:r>
     </w:p>
     <w:p>
@@ -5451,7 +5508,7 @@
           <w:sz w:val="20"/>
           <w:szCs w:val="20"/>
         </w:rPr>
-        <w:t xml:space="preserve"> </w:t>
+        <w:t>Console.WriteLine($"\nВыражение n++*--m = {n++ * --m}");</w:t>
       </w:r>
     </w:p>
     <w:p>
@@ -5466,7 +5523,7 @@
           <w:sz w:val="20"/>
           <w:szCs w:val="20"/>
         </w:rPr>
-        <w:t>Console.WriteLine($"\nВыражение n++*--m = {n++ * --m}");</w:t>
+        <w:t>Console.WriteLine($"Выражение n--&lt;m++ = {n-- &lt; m++}");</w:t>
       </w:r>
     </w:p>
     <w:p>
@@ -5481,7 +5538,7 @@
           <w:sz w:val="20"/>
           <w:szCs w:val="20"/>
         </w:rPr>
-        <w:t>Console.WriteLine($"Выражение n--&lt;m++ = {n-- &lt; m++}");</w:t>
+        <w:t>Console.WriteLine($"Выражение --n&gt;--m = {--n &gt; --m}");</w:t>
       </w:r>
     </w:p>
     <w:p>
@@ -5496,7 +5553,7 @@
           <w:sz w:val="20"/>
           <w:szCs w:val="20"/>
         </w:rPr>
-        <w:t>Console.WriteLine($"Выражение --n&gt;--m = {--n &gt; --m}");</w:t>
+        <w:t xml:space="preserve"> </w:t>
       </w:r>
     </w:p>
     <w:p>
@@ -5511,7 +5568,15 @@
           <w:sz w:val="20"/>
           <w:szCs w:val="20"/>
         </w:rPr>
-        <w:t xml:space="preserve"> </w:t>
+        <w:t>double</w:t>
+      </w:r>
+      <w:r>
+        <w:rPr>
+          <w:rFonts w:eastAsia="Courier New" w:cs="Courier New" w:ascii="Courier New" w:hAnsi="Courier New"/>
+          <w:sz w:val="20"/>
+          <w:szCs w:val="20"/>
+        </w:rPr>
+        <w:t xml:space="preserve"> x;</w:t>
       </w:r>
     </w:p>
     <w:p>
@@ -5526,7 +5591,23 @@
           <w:sz w:val="20"/>
           <w:szCs w:val="20"/>
         </w:rPr>
-        <w:t>var x = 0;</w:t>
+        <w:t xml:space="preserve">InputFunctions.ReadInput("x", </w:t>
+      </w:r>
+      <w:r>
+        <w:rPr>
+          <w:rFonts w:eastAsia="Courier New" w:cs="Courier New" w:ascii="Courier New" w:hAnsi="Courier New"/>
+          <w:sz w:val="20"/>
+          <w:szCs w:val="20"/>
+        </w:rPr>
+        <w:t>out</w:t>
+      </w:r>
+      <w:r>
+        <w:rPr>
+          <w:rFonts w:eastAsia="Courier New" w:cs="Courier New" w:ascii="Courier New" w:hAnsi="Courier New"/>
+          <w:sz w:val="20"/>
+          <w:szCs w:val="20"/>
+        </w:rPr>
+        <w:t xml:space="preserve"> x);</w:t>
       </w:r>
     </w:p>
     <w:p>
@@ -5541,7 +5622,7 @@
           <w:sz w:val="20"/>
           <w:szCs w:val="20"/>
         </w:rPr>
-        <w:t>InputFunctions.ReadInput("x", ref x);</w:t>
+        <w:t xml:space="preserve"> </w:t>
       </w:r>
     </w:p>
     <w:p>
@@ -5556,7 +5637,7 @@
           <w:sz w:val="20"/>
           <w:szCs w:val="20"/>
         </w:rPr>
-        <w:t xml:space="preserve"> </w:t>
+        <w:t>Console.Write("\nПопытка вычислить занчение выражения (abs(x+1))^(1/4)+1/x^2\n");</w:t>
       </w:r>
     </w:p>
     <w:p>
@@ -5571,7 +5652,7 @@
           <w:sz w:val="20"/>
           <w:szCs w:val="20"/>
         </w:rPr>
-        <w:t>Console.Write("\nПопытка вычислить занчение выражения (abs(x+1))^(1/4)+1/x^2\n");</w:t>
+        <w:t xml:space="preserve"> </w:t>
       </w:r>
     </w:p>
     <w:p>
@@ -5586,7 +5667,7 @@
           <w:sz w:val="20"/>
           <w:szCs w:val="20"/>
         </w:rPr>
-        <w:t xml:space="preserve"> </w:t>
+        <w:t>if (x == 0)</w:t>
       </w:r>
     </w:p>
     <w:p>
@@ -5601,7 +5682,15 @@
           <w:sz w:val="20"/>
           <w:szCs w:val="20"/>
         </w:rPr>
-        <w:t>if (x == 0)</w:t>
+        <w:t>    </w:t>
+      </w:r>
+      <w:r>
+        <w:rPr>
+          <w:rFonts w:eastAsia="Courier New" w:cs="Courier New" w:ascii="Courier New" w:hAnsi="Courier New"/>
+          <w:sz w:val="20"/>
+          <w:szCs w:val="20"/>
+        </w:rPr>
+        <w:t>Console.WriteLine("Ошибка! Возникло деление на 0.");</w:t>
       </w:r>
     </w:p>
     <w:p>
@@ -5616,15 +5705,7 @@
           <w:sz w:val="20"/>
           <w:szCs w:val="20"/>
         </w:rPr>
-        <w:t>    </w:t>
-      </w:r>
-      <w:r>
-        <w:rPr>
-          <w:rFonts w:eastAsia="Courier New" w:cs="Courier New" w:ascii="Courier New" w:hAnsi="Courier New"/>
-          <w:sz w:val="20"/>
-          <w:szCs w:val="20"/>
-        </w:rPr>
-        <w:t>Console.WriteLine("Ошибка! Возникло деление на 0.");</w:t>
+        <w:t>else</w:t>
       </w:r>
     </w:p>
     <w:p>
@@ -5639,7 +5720,7 @@
           <w:sz w:val="20"/>
           <w:szCs w:val="20"/>
         </w:rPr>
-        <w:t>else</w:t>
+        <w:t>{</w:t>
       </w:r>
     </w:p>
     <w:p>
@@ -5654,7 +5735,15 @@
           <w:sz w:val="20"/>
           <w:szCs w:val="20"/>
         </w:rPr>
-        <w:t>{</w:t>
+        <w:t>    </w:t>
+      </w:r>
+      <w:r>
+        <w:rPr>
+          <w:rFonts w:eastAsia="Courier New" w:cs="Courier New" w:ascii="Courier New" w:hAnsi="Courier New"/>
+          <w:sz w:val="20"/>
+          <w:szCs w:val="20"/>
+        </w:rPr>
+        <w:t>double res = Math.Pow(Math.Abs(x + 1), (1 / 4)) + 1 / Math.Pow(x, 2);</w:t>
       </w:r>
     </w:p>
     <w:p>
@@ -5677,7 +5766,7 @@
           <w:sz w:val="20"/>
           <w:szCs w:val="20"/>
         </w:rPr>
-        <w:t>double res = Math.Pow(Math.Abs(x + 1), (1 / 4)) + 1 / Math.Pow(x, 2);</w:t>
+        <w:t>Console.WriteLine($"Результат вычисления: {res}");</w:t>
       </w:r>
     </w:p>
     <w:p>
@@ -5692,15 +5781,7 @@
           <w:sz w:val="20"/>
           <w:szCs w:val="20"/>
         </w:rPr>
-        <w:t>    </w:t>
-      </w:r>
-      <w:r>
-        <w:rPr>
-          <w:rFonts w:eastAsia="Courier New" w:cs="Courier New" w:ascii="Courier New" w:hAnsi="Courier New"/>
-          <w:sz w:val="20"/>
-          <w:szCs w:val="20"/>
-        </w:rPr>
-        <w:t>Console.WriteLine($"Результат вычисления: {res}");</w:t>
+        <w:t>}</w:t>
       </w:r>
     </w:p>
     <w:p>
@@ -5715,7 +5796,7 @@
           <w:sz w:val="20"/>
           <w:szCs w:val="20"/>
         </w:rPr>
-        <w:t>}</w:t>
+        <w:t xml:space="preserve"> </w:t>
       </w:r>
     </w:p>
     <w:p>
@@ -5730,7 +5811,7 @@
           <w:sz w:val="20"/>
           <w:szCs w:val="20"/>
         </w:rPr>
-        <w:t xml:space="preserve"> </w:t>
+        <w:t>Console.Write("\nЗадача 2:\n");</w:t>
       </w:r>
     </w:p>
     <w:p>
@@ -5745,7 +5826,7 @@
           <w:sz w:val="20"/>
           <w:szCs w:val="20"/>
         </w:rPr>
-        <w:t>Console.Write("\nЗадача 2:\n");</w:t>
+        <w:t xml:space="preserve"> </w:t>
       </w:r>
     </w:p>
     <w:p>
@@ -5760,7 +5841,31 @@
           <w:sz w:val="20"/>
           <w:szCs w:val="20"/>
         </w:rPr>
-        <w:t xml:space="preserve"> </w:t>
+        <w:t>int</w:t>
+      </w:r>
+      <w:r>
+        <w:rPr>
+          <w:rFonts w:eastAsia="Courier New" w:cs="Courier New" w:ascii="Courier New" w:hAnsi="Courier New"/>
+          <w:sz w:val="20"/>
+          <w:szCs w:val="20"/>
+        </w:rPr>
+        <w:t xml:space="preserve"> x1, </w:t>
+      </w:r>
+      <w:r>
+        <w:rPr>
+          <w:rFonts w:eastAsia="Courier New" w:cs="Courier New" w:ascii="Courier New" w:hAnsi="Courier New"/>
+          <w:sz w:val="20"/>
+          <w:szCs w:val="20"/>
+        </w:rPr>
+        <w:t>y1</w:t>
+      </w:r>
+      <w:r>
+        <w:rPr>
+          <w:rFonts w:eastAsia="Courier New" w:cs="Courier New" w:ascii="Courier New" w:hAnsi="Courier New"/>
+          <w:sz w:val="20"/>
+          <w:szCs w:val="20"/>
+        </w:rPr>
+        <w:t>;</w:t>
       </w:r>
     </w:p>
     <w:p>
@@ -5775,7 +5880,7 @@
           <w:sz w:val="20"/>
           <w:szCs w:val="20"/>
         </w:rPr>
-        <w:t>var x1 = 0.0;</w:t>
+        <w:t xml:space="preserve"> </w:t>
       </w:r>
     </w:p>
     <w:p>
@@ -5790,7 +5895,23 @@
           <w:sz w:val="20"/>
           <w:szCs w:val="20"/>
         </w:rPr>
-        <w:t>var y1 = 0.0;</w:t>
+        <w:t xml:space="preserve">InputFunctions.ReadInput("X_1", </w:t>
+      </w:r>
+      <w:r>
+        <w:rPr>
+          <w:rFonts w:eastAsia="Courier New" w:cs="Courier New" w:ascii="Courier New" w:hAnsi="Courier New"/>
+          <w:sz w:val="20"/>
+          <w:szCs w:val="20"/>
+        </w:rPr>
+        <w:t>out</w:t>
+      </w:r>
+      <w:r>
+        <w:rPr>
+          <w:rFonts w:eastAsia="Courier New" w:cs="Courier New" w:ascii="Courier New" w:hAnsi="Courier New"/>
+          <w:sz w:val="20"/>
+          <w:szCs w:val="20"/>
+        </w:rPr>
+        <w:t xml:space="preserve"> x1);</w:t>
       </w:r>
     </w:p>
     <w:p>
@@ -5805,37 +5926,23 @@
           <w:sz w:val="20"/>
           <w:szCs w:val="20"/>
         </w:rPr>
-        <w:t xml:space="preserve"> </w:t>
-      </w:r>
-    </w:p>
-    <w:p>
-      <w:pPr>
-        <w:pStyle w:val="Normal"/>
-        <w:spacing w:lineRule="auto" w:line="240" w:before="0" w:after="0"/>
-        <w:rPr/>
-      </w:pPr>
+        <w:t xml:space="preserve">InputFunctions.ReadInput("Y_1", </w:t>
+      </w:r>
       <w:r>
         <w:rPr>
           <w:rFonts w:eastAsia="Courier New" w:cs="Courier New" w:ascii="Courier New" w:hAnsi="Courier New"/>
           <w:sz w:val="20"/>
           <w:szCs w:val="20"/>
         </w:rPr>
-        <w:t>InputFunctions.ReadInput("X_1", ref x1);</w:t>
-      </w:r>
-    </w:p>
-    <w:p>
-      <w:pPr>
-        <w:pStyle w:val="Normal"/>
-        <w:spacing w:lineRule="auto" w:line="240" w:before="0" w:after="0"/>
-        <w:rPr/>
-      </w:pPr>
+        <w:t>out</w:t>
+      </w:r>
       <w:r>
         <w:rPr>
           <w:rFonts w:eastAsia="Courier New" w:cs="Courier New" w:ascii="Courier New" w:hAnsi="Courier New"/>
           <w:sz w:val="20"/>
           <w:szCs w:val="20"/>
         </w:rPr>
-        <w:t>InputFunctions.ReadInput("Y_1", ref y1);</w:t>
+        <w:t xml:space="preserve"> y1);</w:t>
       </w:r>
     </w:p>
     <w:p>
@@ -6531,7 +6638,23 @@
           <w:sz w:val="20"/>
           <w:szCs w:val="20"/>
         </w:rPr>
-        <w:t>public static void ReadInput(string num_name, ref int output)</w:t>
+        <w:t xml:space="preserve">public static void ReadInput(string num_name, </w:t>
+      </w:r>
+      <w:r>
+        <w:rPr>
+          <w:rFonts w:eastAsia="Courier New" w:cs="Courier New" w:ascii="Courier New" w:hAnsi="Courier New"/>
+          <w:sz w:val="20"/>
+          <w:szCs w:val="20"/>
+        </w:rPr>
+        <w:t>out</w:t>
+      </w:r>
+      <w:r>
+        <w:rPr>
+          <w:rFonts w:eastAsia="Courier New" w:cs="Courier New" w:ascii="Courier New" w:hAnsi="Courier New"/>
+          <w:sz w:val="20"/>
+          <w:szCs w:val="20"/>
+        </w:rPr>
+        <w:t xml:space="preserve"> int output)</w:t>
       </w:r>
     </w:p>
     <w:p>
@@ -6822,7 +6945,23 @@
           <w:sz w:val="20"/>
           <w:szCs w:val="20"/>
         </w:rPr>
-        <w:t>public static void ReadInput(string num_name, ref double output)</w:t>
+        <w:t xml:space="preserve">public static void ReadInput(string num_name, </w:t>
+      </w:r>
+      <w:r>
+        <w:rPr>
+          <w:rFonts w:eastAsia="Courier New" w:cs="Courier New" w:ascii="Courier New" w:hAnsi="Courier New"/>
+          <w:sz w:val="20"/>
+          <w:szCs w:val="20"/>
+        </w:rPr>
+        <w:t>out</w:t>
+      </w:r>
+      <w:r>
+        <w:rPr>
+          <w:rFonts w:eastAsia="Courier New" w:cs="Courier New" w:ascii="Courier New" w:hAnsi="Courier New"/>
+          <w:sz w:val="20"/>
+          <w:szCs w:val="20"/>
+        </w:rPr>
+        <w:t xml:space="preserve"> double output)</w:t>
       </w:r>
     </w:p>
     <w:p>
@@ -7226,9 +7365,9 @@
       </w:tblPr>
       <w:tblGrid>
         <w:gridCol w:w="900"/>
-        <w:gridCol w:w="2199"/>
+        <w:gridCol w:w="2198"/>
         <w:gridCol w:w="3269"/>
-        <w:gridCol w:w="3270"/>
+        <w:gridCol w:w="3271"/>
       </w:tblGrid>
       <w:tr>
         <w:trPr>
@@ -7276,7 +7415,7 @@
         </w:tc>
         <w:tc>
           <w:tcPr>
-            <w:tcW w:w="2199" w:type="dxa"/>
+            <w:tcW w:w="2198" w:type="dxa"/>
             <w:tcBorders>
               <w:top w:val="single" w:sz="4" w:space="0" w:color="000000"/>
               <w:start w:val="single" w:sz="4" w:space="0" w:color="000000"/>
@@ -7336,7 +7475,7 @@
         </w:tc>
         <w:tc>
           <w:tcPr>
-            <w:tcW w:w="3270" w:type="dxa"/>
+            <w:tcW w:w="3271" w:type="dxa"/>
             <w:tcBorders>
               <w:top w:val="single" w:sz="4" w:space="0" w:color="000000"/>
               <w:start w:val="single" w:sz="4" w:space="0" w:color="000000"/>
@@ -7399,7 +7538,7 @@
         </w:tc>
         <w:tc>
           <w:tcPr>
-            <w:tcW w:w="2199" w:type="dxa"/>
+            <w:tcW w:w="2198" w:type="dxa"/>
             <w:tcBorders>
               <w:top w:val="single" w:sz="4" w:space="0" w:color="000000"/>
               <w:start w:val="single" w:sz="4" w:space="0" w:color="000000"/>
@@ -7459,7 +7598,7 @@
         </w:tc>
         <w:tc>
           <w:tcPr>
-            <w:tcW w:w="3270" w:type="dxa"/>
+            <w:tcW w:w="3271" w:type="dxa"/>
             <w:tcBorders>
               <w:top w:val="single" w:sz="4" w:space="0" w:color="000000"/>
               <w:start w:val="single" w:sz="4" w:space="0" w:color="000000"/>
@@ -7522,7 +7661,7 @@
         </w:tc>
         <w:tc>
           <w:tcPr>
-            <w:tcW w:w="2199" w:type="dxa"/>
+            <w:tcW w:w="2198" w:type="dxa"/>
             <w:tcBorders>
               <w:top w:val="single" w:sz="4" w:space="0" w:color="000000"/>
               <w:start w:val="single" w:sz="4" w:space="0" w:color="000000"/>
@@ -7582,7 +7721,7 @@
         </w:tc>
         <w:tc>
           <w:tcPr>
-            <w:tcW w:w="3270" w:type="dxa"/>
+            <w:tcW w:w="3271" w:type="dxa"/>
             <w:tcBorders>
               <w:top w:val="single" w:sz="4" w:space="0" w:color="000000"/>
               <w:start w:val="single" w:sz="4" w:space="0" w:color="000000"/>
@@ -7645,7 +7784,7 @@
         </w:tc>
         <w:tc>
           <w:tcPr>
-            <w:tcW w:w="2199" w:type="dxa"/>
+            <w:tcW w:w="2198" w:type="dxa"/>
             <w:tcBorders>
               <w:top w:val="single" w:sz="4" w:space="0" w:color="000000"/>
               <w:start w:val="single" w:sz="4" w:space="0" w:color="000000"/>
@@ -7705,7 +7844,7 @@
         </w:tc>
         <w:tc>
           <w:tcPr>
-            <w:tcW w:w="3270" w:type="dxa"/>
+            <w:tcW w:w="3271" w:type="dxa"/>
             <w:tcBorders>
               <w:top w:val="single" w:sz="4" w:space="0" w:color="000000"/>
               <w:start w:val="single" w:sz="4" w:space="0" w:color="000000"/>
@@ -7768,7 +7907,7 @@
         </w:tc>
         <w:tc>
           <w:tcPr>
-            <w:tcW w:w="2199" w:type="dxa"/>
+            <w:tcW w:w="2198" w:type="dxa"/>
             <w:tcBorders>
               <w:top w:val="single" w:sz="4" w:space="0" w:color="000000"/>
               <w:start w:val="single" w:sz="4" w:space="0" w:color="000000"/>
@@ -7828,7 +7967,7 @@
         </w:tc>
         <w:tc>
           <w:tcPr>
-            <w:tcW w:w="3270" w:type="dxa"/>
+            <w:tcW w:w="3271" w:type="dxa"/>
             <w:tcBorders>
               <w:top w:val="single" w:sz="4" w:space="0" w:color="000000"/>
               <w:start w:val="single" w:sz="4" w:space="0" w:color="000000"/>
@@ -7891,7 +8030,7 @@
         </w:tc>
         <w:tc>
           <w:tcPr>
-            <w:tcW w:w="2199" w:type="dxa"/>
+            <w:tcW w:w="2198" w:type="dxa"/>
             <w:tcBorders>
               <w:top w:val="single" w:sz="4" w:space="0" w:color="000000"/>
               <w:start w:val="single" w:sz="4" w:space="0" w:color="000000"/>
@@ -7951,7 +8090,7 @@
         </w:tc>
         <w:tc>
           <w:tcPr>
-            <w:tcW w:w="3270" w:type="dxa"/>
+            <w:tcW w:w="3271" w:type="dxa"/>
             <w:tcBorders>
               <w:top w:val="single" w:sz="4" w:space="0" w:color="000000"/>
               <w:start w:val="single" w:sz="4" w:space="0" w:color="000000"/>
@@ -8033,12 +8172,12 @@
         </w:tblCellMar>
       </w:tblPr>
       <w:tblGrid>
-        <w:gridCol w:w="2617"/>
+        <w:gridCol w:w="2616"/>
         <w:gridCol w:w="1404"/>
-        <w:gridCol w:w="1405"/>
+        <w:gridCol w:w="1406"/>
         <w:gridCol w:w="1404"/>
-        <w:gridCol w:w="1403"/>
-        <w:gridCol w:w="1405"/>
+        <w:gridCol w:w="1402"/>
+        <w:gridCol w:w="1406"/>
       </w:tblGrid>
       <w:tr>
         <w:trPr>
@@ -8046,7 +8185,7 @@
         </w:trPr>
         <w:tc>
           <w:tcPr>
-            <w:tcW w:w="2617" w:type="dxa"/>
+            <w:tcW w:w="2616" w:type="dxa"/>
             <w:tcBorders>
               <w:top w:val="single" w:sz="4" w:space="0" w:color="000000"/>
               <w:start w:val="single" w:sz="4" w:space="0" w:color="000000"/>
@@ -8099,7 +8238,7 @@
         </w:tc>
         <w:tc>
           <w:tcPr>
-            <w:tcW w:w="1405" w:type="dxa"/>
+            <w:tcW w:w="1406" w:type="dxa"/>
             <w:tcBorders>
               <w:top w:val="single" w:sz="4" w:space="0" w:color="000000"/>
               <w:start w:val="single" w:sz="4" w:space="0" w:color="000000"/>
@@ -8159,7 +8298,7 @@
         </w:tc>
         <w:tc>
           <w:tcPr>
-            <w:tcW w:w="1403" w:type="dxa"/>
+            <w:tcW w:w="1402" w:type="dxa"/>
             <w:tcBorders>
               <w:top w:val="single" w:sz="4" w:space="0" w:color="000000"/>
               <w:start w:val="single" w:sz="4" w:space="0" w:color="000000"/>
@@ -8189,7 +8328,7 @@
         </w:tc>
         <w:tc>
           <w:tcPr>
-            <w:tcW w:w="1405" w:type="dxa"/>
+            <w:tcW w:w="1406" w:type="dxa"/>
             <w:tcBorders>
               <w:top w:val="single" w:sz="4" w:space="0" w:color="000000"/>
               <w:start w:val="single" w:sz="4" w:space="0" w:color="000000"/>
@@ -8222,7 +8361,7 @@
         <w:trPr/>
         <w:tc>
           <w:tcPr>
-            <w:tcW w:w="2617" w:type="dxa"/>
+            <w:tcW w:w="2616" w:type="dxa"/>
             <w:tcBorders>
               <w:top w:val="single" w:sz="4" w:space="0" w:color="000000"/>
               <w:start w:val="single" w:sz="4" w:space="0" w:color="000000"/>
@@ -8275,7 +8414,7 @@
         </w:tc>
         <w:tc>
           <w:tcPr>
-            <w:tcW w:w="1405" w:type="dxa"/>
+            <w:tcW w:w="1406" w:type="dxa"/>
             <w:tcBorders>
               <w:top w:val="single" w:sz="4" w:space="0" w:color="000000"/>
               <w:start w:val="single" w:sz="4" w:space="0" w:color="000000"/>
@@ -8328,7 +8467,7 @@
         </w:tc>
         <w:tc>
           <w:tcPr>
-            <w:tcW w:w="1403" w:type="dxa"/>
+            <w:tcW w:w="1402" w:type="dxa"/>
             <w:tcBorders>
               <w:top w:val="single" w:sz="4" w:space="0" w:color="000000"/>
               <w:start w:val="single" w:sz="4" w:space="0" w:color="000000"/>
@@ -8358,7 +8497,7 @@
         </w:tc>
         <w:tc>
           <w:tcPr>
-            <w:tcW w:w="1405" w:type="dxa"/>
+            <w:tcW w:w="1406" w:type="dxa"/>
             <w:tcBorders>
               <w:top w:val="single" w:sz="4" w:space="0" w:color="000000"/>
               <w:start w:val="single" w:sz="4" w:space="0" w:color="000000"/>
@@ -8384,7 +8523,7 @@
         <w:trPr/>
         <w:tc>
           <w:tcPr>
-            <w:tcW w:w="2617" w:type="dxa"/>
+            <w:tcW w:w="2616" w:type="dxa"/>
             <w:vMerge w:val="restart"/>
             <w:tcBorders>
               <w:top w:val="single" w:sz="4" w:space="0" w:color="000000"/>
@@ -8445,7 +8584,7 @@
         </w:tc>
         <w:tc>
           <w:tcPr>
-            <w:tcW w:w="1405" w:type="dxa"/>
+            <w:tcW w:w="1406" w:type="dxa"/>
             <w:tcBorders>
               <w:top w:val="single" w:sz="4" w:space="0" w:color="000000"/>
               <w:start w:val="single" w:sz="4" w:space="0" w:color="000000"/>
@@ -8491,30 +8630,30 @@
         </w:tc>
         <w:tc>
           <w:tcPr>
-            <w:tcW w:w="1403" w:type="dxa"/>
-            <w:tcBorders>
-              <w:top w:val="single" w:sz="4" w:space="0" w:color="000000"/>
-              <w:start w:val="single" w:sz="4" w:space="0" w:color="000000"/>
-              <w:bottom w:val="single" w:sz="4" w:space="0" w:color="000000"/>
-              <w:end w:val="single" w:sz="4" w:space="0" w:color="000000"/>
-            </w:tcBorders>
-            <w:vAlign w:val="center"/>
-          </w:tcPr>
-          <w:p>
-            <w:pPr>
-              <w:pStyle w:val="Normal"/>
-              <w:spacing w:lineRule="auto" w:line="240" w:before="20" w:after="20"/>
-              <w:jc w:val="center"/>
-              <w:rPr/>
-            </w:pPr>
-            <w:r>
-              <w:rPr/>
-            </w:r>
-          </w:p>
-        </w:tc>
-        <w:tc>
-          <w:tcPr>
-            <w:tcW w:w="1405" w:type="dxa"/>
+            <w:tcW w:w="1402" w:type="dxa"/>
+            <w:tcBorders>
+              <w:top w:val="single" w:sz="4" w:space="0" w:color="000000"/>
+              <w:start w:val="single" w:sz="4" w:space="0" w:color="000000"/>
+              <w:bottom w:val="single" w:sz="4" w:space="0" w:color="000000"/>
+              <w:end w:val="single" w:sz="4" w:space="0" w:color="000000"/>
+            </w:tcBorders>
+            <w:vAlign w:val="center"/>
+          </w:tcPr>
+          <w:p>
+            <w:pPr>
+              <w:pStyle w:val="Normal"/>
+              <w:spacing w:lineRule="auto" w:line="240" w:before="20" w:after="20"/>
+              <w:jc w:val="center"/>
+              <w:rPr/>
+            </w:pPr>
+            <w:r>
+              <w:rPr/>
+            </w:r>
+          </w:p>
+        </w:tc>
+        <w:tc>
+          <w:tcPr>
+            <w:tcW w:w="1406" w:type="dxa"/>
             <w:tcBorders>
               <w:top w:val="single" w:sz="4" w:space="0" w:color="000000"/>
               <w:start w:val="single" w:sz="4" w:space="0" w:color="000000"/>
@@ -8547,7 +8686,7 @@
         <w:trPr/>
         <w:tc>
           <w:tcPr>
-            <w:tcW w:w="2617" w:type="dxa"/>
+            <w:tcW w:w="2616" w:type="dxa"/>
             <w:vMerge w:val="continue"/>
             <w:tcBorders>
               <w:top w:val="single" w:sz="4" w:space="0" w:color="000000"/>
@@ -8608,7 +8747,7 @@
         </w:tc>
         <w:tc>
           <w:tcPr>
-            <w:tcW w:w="1405" w:type="dxa"/>
+            <w:tcW w:w="1406" w:type="dxa"/>
             <w:tcBorders>
               <w:top w:val="single" w:sz="4" w:space="0" w:color="000000"/>
               <w:start w:val="single" w:sz="4" w:space="0" w:color="000000"/>
@@ -8661,7 +8800,7 @@
         </w:tc>
         <w:tc>
           <w:tcPr>
-            <w:tcW w:w="1403" w:type="dxa"/>
+            <w:tcW w:w="1402" w:type="dxa"/>
             <w:tcBorders>
               <w:top w:val="single" w:sz="4" w:space="0" w:color="000000"/>
               <w:start w:val="single" w:sz="4" w:space="0" w:color="000000"/>
@@ -8691,7 +8830,7 @@
         </w:tc>
         <w:tc>
           <w:tcPr>
-            <w:tcW w:w="1405" w:type="dxa"/>
+            <w:tcW w:w="1406" w:type="dxa"/>
             <w:tcBorders>
               <w:top w:val="single" w:sz="4" w:space="0" w:color="000000"/>
               <w:start w:val="single" w:sz="4" w:space="0" w:color="000000"/>
@@ -8766,12 +8905,12 @@
         </w:tblCellMar>
       </w:tblPr>
       <w:tblGrid>
-        <w:gridCol w:w="3037"/>
-        <w:gridCol w:w="1321"/>
-        <w:gridCol w:w="1319"/>
-        <w:gridCol w:w="1321"/>
-        <w:gridCol w:w="1319"/>
-        <w:gridCol w:w="1321"/>
+        <w:gridCol w:w="3036"/>
+        <w:gridCol w:w="1322"/>
+        <w:gridCol w:w="1318"/>
+        <w:gridCol w:w="1322"/>
+        <w:gridCol w:w="1318"/>
+        <w:gridCol w:w="1322"/>
       </w:tblGrid>
       <w:tr>
         <w:trPr>
@@ -8779,7 +8918,7 @@
         </w:trPr>
         <w:tc>
           <w:tcPr>
-            <w:tcW w:w="3037" w:type="dxa"/>
+            <w:tcW w:w="3036" w:type="dxa"/>
             <w:tcBorders>
               <w:top w:val="single" w:sz="4" w:space="0" w:color="000000"/>
               <w:start w:val="single" w:sz="4" w:space="0" w:color="000000"/>
@@ -8802,7 +8941,7 @@
         </w:tc>
         <w:tc>
           <w:tcPr>
-            <w:tcW w:w="1321" w:type="dxa"/>
+            <w:tcW w:w="1322" w:type="dxa"/>
             <w:tcBorders>
               <w:top w:val="single" w:sz="4" w:space="0" w:color="000000"/>
               <w:start w:val="single" w:sz="4" w:space="0" w:color="000000"/>
@@ -8832,7 +8971,7 @@
         </w:tc>
         <w:tc>
           <w:tcPr>
-            <w:tcW w:w="1319" w:type="dxa"/>
+            <w:tcW w:w="1318" w:type="dxa"/>
             <w:tcBorders>
               <w:top w:val="single" w:sz="4" w:space="0" w:color="000000"/>
               <w:start w:val="single" w:sz="4" w:space="0" w:color="000000"/>
@@ -8862,7 +9001,7 @@
         </w:tc>
         <w:tc>
           <w:tcPr>
-            <w:tcW w:w="1321" w:type="dxa"/>
+            <w:tcW w:w="1322" w:type="dxa"/>
             <w:tcBorders>
               <w:top w:val="single" w:sz="4" w:space="0" w:color="000000"/>
               <w:start w:val="single" w:sz="4" w:space="0" w:color="000000"/>
@@ -8892,7 +9031,7 @@
         </w:tc>
         <w:tc>
           <w:tcPr>
-            <w:tcW w:w="1319" w:type="dxa"/>
+            <w:tcW w:w="1318" w:type="dxa"/>
             <w:tcBorders>
               <w:top w:val="single" w:sz="4" w:space="0" w:color="000000"/>
               <w:start w:val="single" w:sz="4" w:space="0" w:color="000000"/>
@@ -8922,7 +9061,7 @@
         </w:tc>
         <w:tc>
           <w:tcPr>
-            <w:tcW w:w="1321" w:type="dxa"/>
+            <w:tcW w:w="1322" w:type="dxa"/>
             <w:tcBorders>
               <w:top w:val="single" w:sz="4" w:space="0" w:color="000000"/>
               <w:start w:val="single" w:sz="4" w:space="0" w:color="000000"/>
@@ -8955,7 +9094,7 @@
         <w:trPr/>
         <w:tc>
           <w:tcPr>
-            <w:tcW w:w="3037" w:type="dxa"/>
+            <w:tcW w:w="3036" w:type="dxa"/>
             <w:tcBorders>
               <w:top w:val="single" w:sz="4" w:space="0" w:color="000000"/>
               <w:start w:val="single" w:sz="4" w:space="0" w:color="000000"/>
@@ -8985,7 +9124,7 @@
         </w:tc>
         <w:tc>
           <w:tcPr>
-            <w:tcW w:w="1321" w:type="dxa"/>
+            <w:tcW w:w="1322" w:type="dxa"/>
             <w:tcBorders>
               <w:top w:val="single" w:sz="4" w:space="0" w:color="000000"/>
               <w:start w:val="single" w:sz="4" w:space="0" w:color="000000"/>
@@ -9015,76 +9154,76 @@
         </w:tc>
         <w:tc>
           <w:tcPr>
-            <w:tcW w:w="1319" w:type="dxa"/>
-            <w:tcBorders>
-              <w:top w:val="single" w:sz="4" w:space="0" w:color="000000"/>
-              <w:start w:val="single" w:sz="4" w:space="0" w:color="000000"/>
-              <w:bottom w:val="single" w:sz="4" w:space="0" w:color="000000"/>
-              <w:end w:val="single" w:sz="4" w:space="0" w:color="000000"/>
-            </w:tcBorders>
-            <w:vAlign w:val="center"/>
-          </w:tcPr>
-          <w:p>
-            <w:pPr>
-              <w:pStyle w:val="Normal"/>
-              <w:spacing w:lineRule="auto" w:line="240" w:before="20" w:after="20"/>
-              <w:jc w:val="center"/>
-              <w:rPr/>
-            </w:pPr>
-            <w:r>
-              <w:rPr/>
-            </w:r>
-          </w:p>
-        </w:tc>
-        <w:tc>
-          <w:tcPr>
-            <w:tcW w:w="1321" w:type="dxa"/>
-            <w:tcBorders>
-              <w:top w:val="single" w:sz="4" w:space="0" w:color="000000"/>
-              <w:start w:val="single" w:sz="4" w:space="0" w:color="000000"/>
-              <w:bottom w:val="single" w:sz="4" w:space="0" w:color="000000"/>
-              <w:end w:val="single" w:sz="4" w:space="0" w:color="000000"/>
-            </w:tcBorders>
-            <w:vAlign w:val="center"/>
-          </w:tcPr>
-          <w:p>
-            <w:pPr>
-              <w:pStyle w:val="Normal"/>
-              <w:spacing w:lineRule="auto" w:line="240" w:before="20" w:after="20"/>
-              <w:jc w:val="center"/>
-              <w:rPr/>
-            </w:pPr>
-            <w:r>
-              <w:rPr/>
-            </w:r>
-          </w:p>
-        </w:tc>
-        <w:tc>
-          <w:tcPr>
-            <w:tcW w:w="1319" w:type="dxa"/>
-            <w:tcBorders>
-              <w:top w:val="single" w:sz="4" w:space="0" w:color="000000"/>
-              <w:start w:val="single" w:sz="4" w:space="0" w:color="000000"/>
-              <w:bottom w:val="single" w:sz="4" w:space="0" w:color="000000"/>
-              <w:end w:val="single" w:sz="4" w:space="0" w:color="000000"/>
-            </w:tcBorders>
-            <w:vAlign w:val="center"/>
-          </w:tcPr>
-          <w:p>
-            <w:pPr>
-              <w:pStyle w:val="Normal"/>
-              <w:spacing w:lineRule="auto" w:line="240" w:before="20" w:after="20"/>
-              <w:jc w:val="center"/>
-              <w:rPr/>
-            </w:pPr>
-            <w:r>
-              <w:rPr/>
-            </w:r>
-          </w:p>
-        </w:tc>
-        <w:tc>
-          <w:tcPr>
-            <w:tcW w:w="1321" w:type="dxa"/>
+            <w:tcW w:w="1318" w:type="dxa"/>
+            <w:tcBorders>
+              <w:top w:val="single" w:sz="4" w:space="0" w:color="000000"/>
+              <w:start w:val="single" w:sz="4" w:space="0" w:color="000000"/>
+              <w:bottom w:val="single" w:sz="4" w:space="0" w:color="000000"/>
+              <w:end w:val="single" w:sz="4" w:space="0" w:color="000000"/>
+            </w:tcBorders>
+            <w:vAlign w:val="center"/>
+          </w:tcPr>
+          <w:p>
+            <w:pPr>
+              <w:pStyle w:val="Normal"/>
+              <w:spacing w:lineRule="auto" w:line="240" w:before="20" w:after="20"/>
+              <w:jc w:val="center"/>
+              <w:rPr/>
+            </w:pPr>
+            <w:r>
+              <w:rPr/>
+            </w:r>
+          </w:p>
+        </w:tc>
+        <w:tc>
+          <w:tcPr>
+            <w:tcW w:w="1322" w:type="dxa"/>
+            <w:tcBorders>
+              <w:top w:val="single" w:sz="4" w:space="0" w:color="000000"/>
+              <w:start w:val="single" w:sz="4" w:space="0" w:color="000000"/>
+              <w:bottom w:val="single" w:sz="4" w:space="0" w:color="000000"/>
+              <w:end w:val="single" w:sz="4" w:space="0" w:color="000000"/>
+            </w:tcBorders>
+            <w:vAlign w:val="center"/>
+          </w:tcPr>
+          <w:p>
+            <w:pPr>
+              <w:pStyle w:val="Normal"/>
+              <w:spacing w:lineRule="auto" w:line="240" w:before="20" w:after="20"/>
+              <w:jc w:val="center"/>
+              <w:rPr/>
+            </w:pPr>
+            <w:r>
+              <w:rPr/>
+            </w:r>
+          </w:p>
+        </w:tc>
+        <w:tc>
+          <w:tcPr>
+            <w:tcW w:w="1318" w:type="dxa"/>
+            <w:tcBorders>
+              <w:top w:val="single" w:sz="4" w:space="0" w:color="000000"/>
+              <w:start w:val="single" w:sz="4" w:space="0" w:color="000000"/>
+              <w:bottom w:val="single" w:sz="4" w:space="0" w:color="000000"/>
+              <w:end w:val="single" w:sz="4" w:space="0" w:color="000000"/>
+            </w:tcBorders>
+            <w:vAlign w:val="center"/>
+          </w:tcPr>
+          <w:p>
+            <w:pPr>
+              <w:pStyle w:val="Normal"/>
+              <w:spacing w:lineRule="auto" w:line="240" w:before="20" w:after="20"/>
+              <w:jc w:val="center"/>
+              <w:rPr/>
+            </w:pPr>
+            <w:r>
+              <w:rPr/>
+            </w:r>
+          </w:p>
+        </w:tc>
+        <w:tc>
+          <w:tcPr>
+            <w:tcW w:w="1322" w:type="dxa"/>
             <w:tcBorders>
               <w:top w:val="single" w:sz="4" w:space="0" w:color="000000"/>
               <w:start w:val="single" w:sz="4" w:space="0" w:color="000000"/>
@@ -9110,7 +9249,7 @@
         <w:trPr/>
         <w:tc>
           <w:tcPr>
-            <w:tcW w:w="3037" w:type="dxa"/>
+            <w:tcW w:w="3036" w:type="dxa"/>
             <w:tcBorders>
               <w:top w:val="single" w:sz="4" w:space="0" w:color="000000"/>
               <w:start w:val="single" w:sz="4" w:space="0" w:color="000000"/>
@@ -9140,7 +9279,7 @@
         </w:tc>
         <w:tc>
           <w:tcPr>
-            <w:tcW w:w="1321" w:type="dxa"/>
+            <w:tcW w:w="1322" w:type="dxa"/>
             <w:tcBorders>
               <w:top w:val="single" w:sz="4" w:space="0" w:color="000000"/>
               <w:start w:val="single" w:sz="4" w:space="0" w:color="000000"/>
@@ -9170,76 +9309,76 @@
         </w:tc>
         <w:tc>
           <w:tcPr>
-            <w:tcW w:w="1319" w:type="dxa"/>
-            <w:tcBorders>
-              <w:top w:val="single" w:sz="4" w:space="0" w:color="000000"/>
-              <w:start w:val="single" w:sz="4" w:space="0" w:color="000000"/>
-              <w:bottom w:val="single" w:sz="4" w:space="0" w:color="000000"/>
-              <w:end w:val="single" w:sz="4" w:space="0" w:color="000000"/>
-            </w:tcBorders>
-            <w:vAlign w:val="center"/>
-          </w:tcPr>
-          <w:p>
-            <w:pPr>
-              <w:pStyle w:val="Normal"/>
-              <w:spacing w:lineRule="auto" w:line="240" w:before="20" w:after="20"/>
-              <w:jc w:val="center"/>
-              <w:rPr/>
-            </w:pPr>
-            <w:r>
-              <w:rPr/>
-            </w:r>
-          </w:p>
-        </w:tc>
-        <w:tc>
-          <w:tcPr>
-            <w:tcW w:w="1321" w:type="dxa"/>
-            <w:tcBorders>
-              <w:top w:val="single" w:sz="4" w:space="0" w:color="000000"/>
-              <w:start w:val="single" w:sz="4" w:space="0" w:color="000000"/>
-              <w:bottom w:val="single" w:sz="4" w:space="0" w:color="000000"/>
-              <w:end w:val="single" w:sz="4" w:space="0" w:color="000000"/>
-            </w:tcBorders>
-            <w:vAlign w:val="center"/>
-          </w:tcPr>
-          <w:p>
-            <w:pPr>
-              <w:pStyle w:val="Normal"/>
-              <w:spacing w:lineRule="auto" w:line="240" w:before="20" w:after="20"/>
-              <w:jc w:val="center"/>
-              <w:rPr/>
-            </w:pPr>
-            <w:r>
-              <w:rPr/>
-            </w:r>
-          </w:p>
-        </w:tc>
-        <w:tc>
-          <w:tcPr>
-            <w:tcW w:w="1319" w:type="dxa"/>
-            <w:tcBorders>
-              <w:top w:val="single" w:sz="4" w:space="0" w:color="000000"/>
-              <w:start w:val="single" w:sz="4" w:space="0" w:color="000000"/>
-              <w:bottom w:val="single" w:sz="4" w:space="0" w:color="000000"/>
-              <w:end w:val="single" w:sz="4" w:space="0" w:color="000000"/>
-            </w:tcBorders>
-            <w:vAlign w:val="center"/>
-          </w:tcPr>
-          <w:p>
-            <w:pPr>
-              <w:pStyle w:val="Normal"/>
-              <w:spacing w:lineRule="auto" w:line="240" w:before="20" w:after="20"/>
-              <w:jc w:val="center"/>
-              <w:rPr/>
-            </w:pPr>
-            <w:r>
-              <w:rPr/>
-            </w:r>
-          </w:p>
-        </w:tc>
-        <w:tc>
-          <w:tcPr>
-            <w:tcW w:w="1321" w:type="dxa"/>
+            <w:tcW w:w="1318" w:type="dxa"/>
+            <w:tcBorders>
+              <w:top w:val="single" w:sz="4" w:space="0" w:color="000000"/>
+              <w:start w:val="single" w:sz="4" w:space="0" w:color="000000"/>
+              <w:bottom w:val="single" w:sz="4" w:space="0" w:color="000000"/>
+              <w:end w:val="single" w:sz="4" w:space="0" w:color="000000"/>
+            </w:tcBorders>
+            <w:vAlign w:val="center"/>
+          </w:tcPr>
+          <w:p>
+            <w:pPr>
+              <w:pStyle w:val="Normal"/>
+              <w:spacing w:lineRule="auto" w:line="240" w:before="20" w:after="20"/>
+              <w:jc w:val="center"/>
+              <w:rPr/>
+            </w:pPr>
+            <w:r>
+              <w:rPr/>
+            </w:r>
+          </w:p>
+        </w:tc>
+        <w:tc>
+          <w:tcPr>
+            <w:tcW w:w="1322" w:type="dxa"/>
+            <w:tcBorders>
+              <w:top w:val="single" w:sz="4" w:space="0" w:color="000000"/>
+              <w:start w:val="single" w:sz="4" w:space="0" w:color="000000"/>
+              <w:bottom w:val="single" w:sz="4" w:space="0" w:color="000000"/>
+              <w:end w:val="single" w:sz="4" w:space="0" w:color="000000"/>
+            </w:tcBorders>
+            <w:vAlign w:val="center"/>
+          </w:tcPr>
+          <w:p>
+            <w:pPr>
+              <w:pStyle w:val="Normal"/>
+              <w:spacing w:lineRule="auto" w:line="240" w:before="20" w:after="20"/>
+              <w:jc w:val="center"/>
+              <w:rPr/>
+            </w:pPr>
+            <w:r>
+              <w:rPr/>
+            </w:r>
+          </w:p>
+        </w:tc>
+        <w:tc>
+          <w:tcPr>
+            <w:tcW w:w="1318" w:type="dxa"/>
+            <w:tcBorders>
+              <w:top w:val="single" w:sz="4" w:space="0" w:color="000000"/>
+              <w:start w:val="single" w:sz="4" w:space="0" w:color="000000"/>
+              <w:bottom w:val="single" w:sz="4" w:space="0" w:color="000000"/>
+              <w:end w:val="single" w:sz="4" w:space="0" w:color="000000"/>
+            </w:tcBorders>
+            <w:vAlign w:val="center"/>
+          </w:tcPr>
+          <w:p>
+            <w:pPr>
+              <w:pStyle w:val="Normal"/>
+              <w:spacing w:lineRule="auto" w:line="240" w:before="20" w:after="20"/>
+              <w:jc w:val="center"/>
+              <w:rPr/>
+            </w:pPr>
+            <w:r>
+              <w:rPr/>
+            </w:r>
+          </w:p>
+        </w:tc>
+        <w:tc>
+          <w:tcPr>
+            <w:tcW w:w="1322" w:type="dxa"/>
             <w:tcBorders>
               <w:top w:val="single" w:sz="4" w:space="0" w:color="000000"/>
               <w:start w:val="single" w:sz="4" w:space="0" w:color="000000"/>
@@ -9265,7 +9404,7 @@
         <w:trPr/>
         <w:tc>
           <w:tcPr>
-            <w:tcW w:w="3037" w:type="dxa"/>
+            <w:tcW w:w="3036" w:type="dxa"/>
             <w:tcBorders>
               <w:top w:val="single" w:sz="4" w:space="0" w:color="000000"/>
               <w:start w:val="single" w:sz="4" w:space="0" w:color="000000"/>
@@ -9295,30 +9434,30 @@
         </w:tc>
         <w:tc>
           <w:tcPr>
-            <w:tcW w:w="1321" w:type="dxa"/>
-            <w:tcBorders>
-              <w:top w:val="single" w:sz="4" w:space="0" w:color="000000"/>
-              <w:start w:val="single" w:sz="4" w:space="0" w:color="000000"/>
-              <w:bottom w:val="single" w:sz="4" w:space="0" w:color="000000"/>
-              <w:end w:val="single" w:sz="4" w:space="0" w:color="000000"/>
-            </w:tcBorders>
-            <w:vAlign w:val="center"/>
-          </w:tcPr>
-          <w:p>
-            <w:pPr>
-              <w:pStyle w:val="Normal"/>
-              <w:spacing w:lineRule="auto" w:line="240" w:before="20" w:after="20"/>
-              <w:jc w:val="center"/>
-              <w:rPr/>
-            </w:pPr>
-            <w:r>
-              <w:rPr/>
-            </w:r>
-          </w:p>
-        </w:tc>
-        <w:tc>
-          <w:tcPr>
-            <w:tcW w:w="1319" w:type="dxa"/>
+            <w:tcW w:w="1322" w:type="dxa"/>
+            <w:tcBorders>
+              <w:top w:val="single" w:sz="4" w:space="0" w:color="000000"/>
+              <w:start w:val="single" w:sz="4" w:space="0" w:color="000000"/>
+              <w:bottom w:val="single" w:sz="4" w:space="0" w:color="000000"/>
+              <w:end w:val="single" w:sz="4" w:space="0" w:color="000000"/>
+            </w:tcBorders>
+            <w:vAlign w:val="center"/>
+          </w:tcPr>
+          <w:p>
+            <w:pPr>
+              <w:pStyle w:val="Normal"/>
+              <w:spacing w:lineRule="auto" w:line="240" w:before="20" w:after="20"/>
+              <w:jc w:val="center"/>
+              <w:rPr/>
+            </w:pPr>
+            <w:r>
+              <w:rPr/>
+            </w:r>
+          </w:p>
+        </w:tc>
+        <w:tc>
+          <w:tcPr>
+            <w:tcW w:w="1318" w:type="dxa"/>
             <w:tcBorders>
               <w:top w:val="single" w:sz="4" w:space="0" w:color="000000"/>
               <w:start w:val="single" w:sz="4" w:space="0" w:color="000000"/>
@@ -9348,53 +9487,53 @@
         </w:tc>
         <w:tc>
           <w:tcPr>
-            <w:tcW w:w="1321" w:type="dxa"/>
-            <w:tcBorders>
-              <w:top w:val="single" w:sz="4" w:space="0" w:color="000000"/>
-              <w:start w:val="single" w:sz="4" w:space="0" w:color="000000"/>
-              <w:bottom w:val="single" w:sz="4" w:space="0" w:color="000000"/>
-              <w:end w:val="single" w:sz="4" w:space="0" w:color="000000"/>
-            </w:tcBorders>
-            <w:vAlign w:val="center"/>
-          </w:tcPr>
-          <w:p>
-            <w:pPr>
-              <w:pStyle w:val="Normal"/>
-              <w:spacing w:lineRule="auto" w:line="240" w:before="20" w:after="20"/>
-              <w:jc w:val="center"/>
-              <w:rPr/>
-            </w:pPr>
-            <w:r>
-              <w:rPr/>
-            </w:r>
-          </w:p>
-        </w:tc>
-        <w:tc>
-          <w:tcPr>
-            <w:tcW w:w="1319" w:type="dxa"/>
-            <w:tcBorders>
-              <w:top w:val="single" w:sz="4" w:space="0" w:color="000000"/>
-              <w:start w:val="single" w:sz="4" w:space="0" w:color="000000"/>
-              <w:bottom w:val="single" w:sz="4" w:space="0" w:color="000000"/>
-              <w:end w:val="single" w:sz="4" w:space="0" w:color="000000"/>
-            </w:tcBorders>
-            <w:vAlign w:val="center"/>
-          </w:tcPr>
-          <w:p>
-            <w:pPr>
-              <w:pStyle w:val="Normal"/>
-              <w:spacing w:lineRule="auto" w:line="240" w:before="20" w:after="20"/>
-              <w:jc w:val="center"/>
-              <w:rPr/>
-            </w:pPr>
-            <w:r>
-              <w:rPr/>
-            </w:r>
-          </w:p>
-        </w:tc>
-        <w:tc>
-          <w:tcPr>
-            <w:tcW w:w="1321" w:type="dxa"/>
+            <w:tcW w:w="1322" w:type="dxa"/>
+            <w:tcBorders>
+              <w:top w:val="single" w:sz="4" w:space="0" w:color="000000"/>
+              <w:start w:val="single" w:sz="4" w:space="0" w:color="000000"/>
+              <w:bottom w:val="single" w:sz="4" w:space="0" w:color="000000"/>
+              <w:end w:val="single" w:sz="4" w:space="0" w:color="000000"/>
+            </w:tcBorders>
+            <w:vAlign w:val="center"/>
+          </w:tcPr>
+          <w:p>
+            <w:pPr>
+              <w:pStyle w:val="Normal"/>
+              <w:spacing w:lineRule="auto" w:line="240" w:before="20" w:after="20"/>
+              <w:jc w:val="center"/>
+              <w:rPr/>
+            </w:pPr>
+            <w:r>
+              <w:rPr/>
+            </w:r>
+          </w:p>
+        </w:tc>
+        <w:tc>
+          <w:tcPr>
+            <w:tcW w:w="1318" w:type="dxa"/>
+            <w:tcBorders>
+              <w:top w:val="single" w:sz="4" w:space="0" w:color="000000"/>
+              <w:start w:val="single" w:sz="4" w:space="0" w:color="000000"/>
+              <w:bottom w:val="single" w:sz="4" w:space="0" w:color="000000"/>
+              <w:end w:val="single" w:sz="4" w:space="0" w:color="000000"/>
+            </w:tcBorders>
+            <w:vAlign w:val="center"/>
+          </w:tcPr>
+          <w:p>
+            <w:pPr>
+              <w:pStyle w:val="Normal"/>
+              <w:spacing w:lineRule="auto" w:line="240" w:before="20" w:after="20"/>
+              <w:jc w:val="center"/>
+              <w:rPr/>
+            </w:pPr>
+            <w:r>
+              <w:rPr/>
+            </w:r>
+          </w:p>
+        </w:tc>
+        <w:tc>
+          <w:tcPr>
+            <w:tcW w:w="1322" w:type="dxa"/>
             <w:tcBorders>
               <w:top w:val="single" w:sz="4" w:space="0" w:color="000000"/>
               <w:start w:val="single" w:sz="4" w:space="0" w:color="000000"/>
@@ -9420,7 +9559,7 @@
         <w:trPr/>
         <w:tc>
           <w:tcPr>
-            <w:tcW w:w="3037" w:type="dxa"/>
+            <w:tcW w:w="3036" w:type="dxa"/>
             <w:tcBorders>
               <w:top w:val="single" w:sz="4" w:space="0" w:color="000000"/>
               <w:start w:val="single" w:sz="4" w:space="0" w:color="000000"/>
@@ -9450,53 +9589,53 @@
         </w:tc>
         <w:tc>
           <w:tcPr>
-            <w:tcW w:w="1321" w:type="dxa"/>
-            <w:tcBorders>
-              <w:top w:val="single" w:sz="4" w:space="0" w:color="000000"/>
-              <w:start w:val="single" w:sz="4" w:space="0" w:color="000000"/>
-              <w:bottom w:val="single" w:sz="4" w:space="0" w:color="000000"/>
-              <w:end w:val="single" w:sz="4" w:space="0" w:color="000000"/>
-            </w:tcBorders>
-            <w:vAlign w:val="center"/>
-          </w:tcPr>
-          <w:p>
-            <w:pPr>
-              <w:pStyle w:val="Normal"/>
-              <w:spacing w:lineRule="auto" w:line="240" w:before="20" w:after="20"/>
-              <w:jc w:val="center"/>
-              <w:rPr/>
-            </w:pPr>
-            <w:r>
-              <w:rPr/>
-            </w:r>
-          </w:p>
-        </w:tc>
-        <w:tc>
-          <w:tcPr>
-            <w:tcW w:w="1319" w:type="dxa"/>
-            <w:tcBorders>
-              <w:top w:val="single" w:sz="4" w:space="0" w:color="000000"/>
-              <w:start w:val="single" w:sz="4" w:space="0" w:color="000000"/>
-              <w:bottom w:val="single" w:sz="4" w:space="0" w:color="000000"/>
-              <w:end w:val="single" w:sz="4" w:space="0" w:color="000000"/>
-            </w:tcBorders>
-            <w:vAlign w:val="center"/>
-          </w:tcPr>
-          <w:p>
-            <w:pPr>
-              <w:pStyle w:val="Normal"/>
-              <w:spacing w:lineRule="auto" w:line="240" w:before="20" w:after="20"/>
-              <w:jc w:val="center"/>
-              <w:rPr/>
-            </w:pPr>
-            <w:r>
-              <w:rPr/>
-            </w:r>
-          </w:p>
-        </w:tc>
-        <w:tc>
-          <w:tcPr>
-            <w:tcW w:w="1321" w:type="dxa"/>
+            <w:tcW w:w="1322" w:type="dxa"/>
+            <w:tcBorders>
+              <w:top w:val="single" w:sz="4" w:space="0" w:color="000000"/>
+              <w:start w:val="single" w:sz="4" w:space="0" w:color="000000"/>
+              <w:bottom w:val="single" w:sz="4" w:space="0" w:color="000000"/>
+              <w:end w:val="single" w:sz="4" w:space="0" w:color="000000"/>
+            </w:tcBorders>
+            <w:vAlign w:val="center"/>
+          </w:tcPr>
+          <w:p>
+            <w:pPr>
+              <w:pStyle w:val="Normal"/>
+              <w:spacing w:lineRule="auto" w:line="240" w:before="20" w:after="20"/>
+              <w:jc w:val="center"/>
+              <w:rPr/>
+            </w:pPr>
+            <w:r>
+              <w:rPr/>
+            </w:r>
+          </w:p>
+        </w:tc>
+        <w:tc>
+          <w:tcPr>
+            <w:tcW w:w="1318" w:type="dxa"/>
+            <w:tcBorders>
+              <w:top w:val="single" w:sz="4" w:space="0" w:color="000000"/>
+              <w:start w:val="single" w:sz="4" w:space="0" w:color="000000"/>
+              <w:bottom w:val="single" w:sz="4" w:space="0" w:color="000000"/>
+              <w:end w:val="single" w:sz="4" w:space="0" w:color="000000"/>
+            </w:tcBorders>
+            <w:vAlign w:val="center"/>
+          </w:tcPr>
+          <w:p>
+            <w:pPr>
+              <w:pStyle w:val="Normal"/>
+              <w:spacing w:lineRule="auto" w:line="240" w:before="20" w:after="20"/>
+              <w:jc w:val="center"/>
+              <w:rPr/>
+            </w:pPr>
+            <w:r>
+              <w:rPr/>
+            </w:r>
+          </w:p>
+        </w:tc>
+        <w:tc>
+          <w:tcPr>
+            <w:tcW w:w="1322" w:type="dxa"/>
             <w:tcBorders>
               <w:top w:val="single" w:sz="4" w:space="0" w:color="000000"/>
               <w:start w:val="single" w:sz="4" w:space="0" w:color="000000"/>
@@ -9526,30 +9665,30 @@
         </w:tc>
         <w:tc>
           <w:tcPr>
-            <w:tcW w:w="1319" w:type="dxa"/>
-            <w:tcBorders>
-              <w:top w:val="single" w:sz="4" w:space="0" w:color="000000"/>
-              <w:start w:val="single" w:sz="4" w:space="0" w:color="000000"/>
-              <w:bottom w:val="single" w:sz="4" w:space="0" w:color="000000"/>
-              <w:end w:val="single" w:sz="4" w:space="0" w:color="000000"/>
-            </w:tcBorders>
-            <w:vAlign w:val="center"/>
-          </w:tcPr>
-          <w:p>
-            <w:pPr>
-              <w:pStyle w:val="Normal"/>
-              <w:spacing w:lineRule="auto" w:line="240" w:before="20" w:after="20"/>
-              <w:jc w:val="center"/>
-              <w:rPr/>
-            </w:pPr>
-            <w:r>
-              <w:rPr/>
-            </w:r>
-          </w:p>
-        </w:tc>
-        <w:tc>
-          <w:tcPr>
-            <w:tcW w:w="1321" w:type="dxa"/>
+            <w:tcW w:w="1318" w:type="dxa"/>
+            <w:tcBorders>
+              <w:top w:val="single" w:sz="4" w:space="0" w:color="000000"/>
+              <w:start w:val="single" w:sz="4" w:space="0" w:color="000000"/>
+              <w:bottom w:val="single" w:sz="4" w:space="0" w:color="000000"/>
+              <w:end w:val="single" w:sz="4" w:space="0" w:color="000000"/>
+            </w:tcBorders>
+            <w:vAlign w:val="center"/>
+          </w:tcPr>
+          <w:p>
+            <w:pPr>
+              <w:pStyle w:val="Normal"/>
+              <w:spacing w:lineRule="auto" w:line="240" w:before="20" w:after="20"/>
+              <w:jc w:val="center"/>
+              <w:rPr/>
+            </w:pPr>
+            <w:r>
+              <w:rPr/>
+            </w:r>
+          </w:p>
+        </w:tc>
+        <w:tc>
+          <w:tcPr>
+            <w:tcW w:w="1322" w:type="dxa"/>
             <w:tcBorders>
               <w:top w:val="single" w:sz="4" w:space="0" w:color="000000"/>
               <w:start w:val="single" w:sz="4" w:space="0" w:color="000000"/>
@@ -9575,7 +9714,7 @@
         <w:trPr/>
         <w:tc>
           <w:tcPr>
-            <w:tcW w:w="3037" w:type="dxa"/>
+            <w:tcW w:w="3036" w:type="dxa"/>
             <w:tcBorders>
               <w:top w:val="single" w:sz="4" w:space="0" w:color="000000"/>
               <w:start w:val="single" w:sz="4" w:space="0" w:color="000000"/>
@@ -9605,76 +9744,76 @@
         </w:tc>
         <w:tc>
           <w:tcPr>
-            <w:tcW w:w="1321" w:type="dxa"/>
-            <w:tcBorders>
-              <w:top w:val="single" w:sz="4" w:space="0" w:color="000000"/>
-              <w:start w:val="single" w:sz="4" w:space="0" w:color="000000"/>
-              <w:bottom w:val="single" w:sz="4" w:space="0" w:color="000000"/>
-              <w:end w:val="single" w:sz="4" w:space="0" w:color="000000"/>
-            </w:tcBorders>
-            <w:vAlign w:val="center"/>
-          </w:tcPr>
-          <w:p>
-            <w:pPr>
-              <w:pStyle w:val="Normal"/>
-              <w:spacing w:lineRule="auto" w:line="240" w:before="20" w:after="20"/>
-              <w:jc w:val="center"/>
-              <w:rPr/>
-            </w:pPr>
-            <w:r>
-              <w:rPr/>
-            </w:r>
-          </w:p>
-        </w:tc>
-        <w:tc>
-          <w:tcPr>
-            <w:tcW w:w="1319" w:type="dxa"/>
-            <w:tcBorders>
-              <w:top w:val="single" w:sz="4" w:space="0" w:color="000000"/>
-              <w:start w:val="single" w:sz="4" w:space="0" w:color="000000"/>
-              <w:bottom w:val="single" w:sz="4" w:space="0" w:color="000000"/>
-              <w:end w:val="single" w:sz="4" w:space="0" w:color="000000"/>
-            </w:tcBorders>
-            <w:vAlign w:val="center"/>
-          </w:tcPr>
-          <w:p>
-            <w:pPr>
-              <w:pStyle w:val="Normal"/>
-              <w:spacing w:lineRule="auto" w:line="240" w:before="20" w:after="20"/>
-              <w:jc w:val="center"/>
-              <w:rPr/>
-            </w:pPr>
-            <w:r>
-              <w:rPr/>
-            </w:r>
-          </w:p>
-        </w:tc>
-        <w:tc>
-          <w:tcPr>
-            <w:tcW w:w="1321" w:type="dxa"/>
-            <w:tcBorders>
-              <w:top w:val="single" w:sz="4" w:space="0" w:color="000000"/>
-              <w:start w:val="single" w:sz="4" w:space="0" w:color="000000"/>
-              <w:bottom w:val="single" w:sz="4" w:space="0" w:color="000000"/>
-              <w:end w:val="single" w:sz="4" w:space="0" w:color="000000"/>
-            </w:tcBorders>
-            <w:vAlign w:val="center"/>
-          </w:tcPr>
-          <w:p>
-            <w:pPr>
-              <w:pStyle w:val="Normal"/>
-              <w:spacing w:lineRule="auto" w:line="240" w:before="20" w:after="20"/>
-              <w:jc w:val="center"/>
-              <w:rPr/>
-            </w:pPr>
-            <w:r>
-              <w:rPr/>
-            </w:r>
-          </w:p>
-        </w:tc>
-        <w:tc>
-          <w:tcPr>
-            <w:tcW w:w="1319" w:type="dxa"/>
+            <w:tcW w:w="1322" w:type="dxa"/>
+            <w:tcBorders>
+              <w:top w:val="single" w:sz="4" w:space="0" w:color="000000"/>
+              <w:start w:val="single" w:sz="4" w:space="0" w:color="000000"/>
+              <w:bottom w:val="single" w:sz="4" w:space="0" w:color="000000"/>
+              <w:end w:val="single" w:sz="4" w:space="0" w:color="000000"/>
+            </w:tcBorders>
+            <w:vAlign w:val="center"/>
+          </w:tcPr>
+          <w:p>
+            <w:pPr>
+              <w:pStyle w:val="Normal"/>
+              <w:spacing w:lineRule="auto" w:line="240" w:before="20" w:after="20"/>
+              <w:jc w:val="center"/>
+              <w:rPr/>
+            </w:pPr>
+            <w:r>
+              <w:rPr/>
+            </w:r>
+          </w:p>
+        </w:tc>
+        <w:tc>
+          <w:tcPr>
+            <w:tcW w:w="1318" w:type="dxa"/>
+            <w:tcBorders>
+              <w:top w:val="single" w:sz="4" w:space="0" w:color="000000"/>
+              <w:start w:val="single" w:sz="4" w:space="0" w:color="000000"/>
+              <w:bottom w:val="single" w:sz="4" w:space="0" w:color="000000"/>
+              <w:end w:val="single" w:sz="4" w:space="0" w:color="000000"/>
+            </w:tcBorders>
+            <w:vAlign w:val="center"/>
+          </w:tcPr>
+          <w:p>
+            <w:pPr>
+              <w:pStyle w:val="Normal"/>
+              <w:spacing w:lineRule="auto" w:line="240" w:before="20" w:after="20"/>
+              <w:jc w:val="center"/>
+              <w:rPr/>
+            </w:pPr>
+            <w:r>
+              <w:rPr/>
+            </w:r>
+          </w:p>
+        </w:tc>
+        <w:tc>
+          <w:tcPr>
+            <w:tcW w:w="1322" w:type="dxa"/>
+            <w:tcBorders>
+              <w:top w:val="single" w:sz="4" w:space="0" w:color="000000"/>
+              <w:start w:val="single" w:sz="4" w:space="0" w:color="000000"/>
+              <w:bottom w:val="single" w:sz="4" w:space="0" w:color="000000"/>
+              <w:end w:val="single" w:sz="4" w:space="0" w:color="000000"/>
+            </w:tcBorders>
+            <w:vAlign w:val="center"/>
+          </w:tcPr>
+          <w:p>
+            <w:pPr>
+              <w:pStyle w:val="Normal"/>
+              <w:spacing w:lineRule="auto" w:line="240" w:before="20" w:after="20"/>
+              <w:jc w:val="center"/>
+              <w:rPr/>
+            </w:pPr>
+            <w:r>
+              <w:rPr/>
+            </w:r>
+          </w:p>
+        </w:tc>
+        <w:tc>
+          <w:tcPr>
+            <w:tcW w:w="1318" w:type="dxa"/>
             <w:tcBorders>
               <w:top w:val="single" w:sz="4" w:space="0" w:color="000000"/>
               <w:start w:val="single" w:sz="4" w:space="0" w:color="000000"/>
@@ -9704,7 +9843,7 @@
         </w:tc>
         <w:tc>
           <w:tcPr>
-            <w:tcW w:w="1321" w:type="dxa"/>
+            <w:tcW w:w="1322" w:type="dxa"/>
             <w:tcBorders>
               <w:top w:val="single" w:sz="4" w:space="0" w:color="000000"/>
               <w:start w:val="single" w:sz="4" w:space="0" w:color="000000"/>
@@ -9730,7 +9869,7 @@
         <w:trPr/>
         <w:tc>
           <w:tcPr>
-            <w:tcW w:w="3037" w:type="dxa"/>
+            <w:tcW w:w="3036" w:type="dxa"/>
             <w:tcBorders>
               <w:top w:val="single" w:sz="4" w:space="0" w:color="000000"/>
               <w:start w:val="single" w:sz="4" w:space="0" w:color="000000"/>
@@ -9760,99 +9899,99 @@
         </w:tc>
         <w:tc>
           <w:tcPr>
-            <w:tcW w:w="1321" w:type="dxa"/>
-            <w:tcBorders>
-              <w:top w:val="single" w:sz="4" w:space="0" w:color="000000"/>
-              <w:start w:val="single" w:sz="4" w:space="0" w:color="000000"/>
-              <w:bottom w:val="single" w:sz="4" w:space="0" w:color="000000"/>
-              <w:end w:val="single" w:sz="4" w:space="0" w:color="000000"/>
-            </w:tcBorders>
-            <w:vAlign w:val="center"/>
-          </w:tcPr>
-          <w:p>
-            <w:pPr>
-              <w:pStyle w:val="Normal"/>
-              <w:spacing w:lineRule="auto" w:line="240" w:before="20" w:after="20"/>
-              <w:jc w:val="center"/>
-              <w:rPr/>
-            </w:pPr>
-            <w:r>
-              <w:rPr/>
-            </w:r>
-          </w:p>
-        </w:tc>
-        <w:tc>
-          <w:tcPr>
-            <w:tcW w:w="1319" w:type="dxa"/>
-            <w:tcBorders>
-              <w:top w:val="single" w:sz="4" w:space="0" w:color="000000"/>
-              <w:start w:val="single" w:sz="4" w:space="0" w:color="000000"/>
-              <w:bottom w:val="single" w:sz="4" w:space="0" w:color="000000"/>
-              <w:end w:val="single" w:sz="4" w:space="0" w:color="000000"/>
-            </w:tcBorders>
-            <w:vAlign w:val="center"/>
-          </w:tcPr>
-          <w:p>
-            <w:pPr>
-              <w:pStyle w:val="Normal"/>
-              <w:spacing w:lineRule="auto" w:line="240" w:before="20" w:after="20"/>
-              <w:jc w:val="center"/>
-              <w:rPr/>
-            </w:pPr>
-            <w:r>
-              <w:rPr/>
-            </w:r>
-          </w:p>
-        </w:tc>
-        <w:tc>
-          <w:tcPr>
-            <w:tcW w:w="1321" w:type="dxa"/>
-            <w:tcBorders>
-              <w:top w:val="single" w:sz="4" w:space="0" w:color="000000"/>
-              <w:start w:val="single" w:sz="4" w:space="0" w:color="000000"/>
-              <w:bottom w:val="single" w:sz="4" w:space="0" w:color="000000"/>
-              <w:end w:val="single" w:sz="4" w:space="0" w:color="000000"/>
-            </w:tcBorders>
-            <w:vAlign w:val="center"/>
-          </w:tcPr>
-          <w:p>
-            <w:pPr>
-              <w:pStyle w:val="Normal"/>
-              <w:spacing w:lineRule="auto" w:line="240" w:before="20" w:after="20"/>
-              <w:jc w:val="center"/>
-              <w:rPr/>
-            </w:pPr>
-            <w:r>
-              <w:rPr/>
-            </w:r>
-          </w:p>
-        </w:tc>
-        <w:tc>
-          <w:tcPr>
-            <w:tcW w:w="1319" w:type="dxa"/>
-            <w:tcBorders>
-              <w:top w:val="single" w:sz="4" w:space="0" w:color="000000"/>
-              <w:start w:val="single" w:sz="4" w:space="0" w:color="000000"/>
-              <w:bottom w:val="single" w:sz="4" w:space="0" w:color="000000"/>
-              <w:end w:val="single" w:sz="4" w:space="0" w:color="000000"/>
-            </w:tcBorders>
-            <w:vAlign w:val="center"/>
-          </w:tcPr>
-          <w:p>
-            <w:pPr>
-              <w:pStyle w:val="Normal"/>
-              <w:spacing w:lineRule="auto" w:line="240" w:before="20" w:after="20"/>
-              <w:jc w:val="center"/>
-              <w:rPr/>
-            </w:pPr>
-            <w:r>
-              <w:rPr/>
-            </w:r>
-          </w:p>
-        </w:tc>
-        <w:tc>
-          <w:tcPr>
-            <w:tcW w:w="1321" w:type="dxa"/>
+            <w:tcW w:w="1322" w:type="dxa"/>
+            <w:tcBorders>
+              <w:top w:val="single" w:sz="4" w:space="0" w:color="000000"/>
+              <w:start w:val="single" w:sz="4" w:space="0" w:color="000000"/>
+              <w:bottom w:val="single" w:sz="4" w:space="0" w:color="000000"/>
+              <w:end w:val="single" w:sz="4" w:space="0" w:color="000000"/>
+            </w:tcBorders>
+            <w:vAlign w:val="center"/>
+          </w:tcPr>
+          <w:p>
+            <w:pPr>
+              <w:pStyle w:val="Normal"/>
+              <w:spacing w:lineRule="auto" w:line="240" w:before="20" w:after="20"/>
+              <w:jc w:val="center"/>
+              <w:rPr/>
+            </w:pPr>
+            <w:r>
+              <w:rPr/>
+            </w:r>
+          </w:p>
+        </w:tc>
+        <w:tc>
+          <w:tcPr>
+            <w:tcW w:w="1318" w:type="dxa"/>
+            <w:tcBorders>
+              <w:top w:val="single" w:sz="4" w:space="0" w:color="000000"/>
+              <w:start w:val="single" w:sz="4" w:space="0" w:color="000000"/>
+              <w:bottom w:val="single" w:sz="4" w:space="0" w:color="000000"/>
+              <w:end w:val="single" w:sz="4" w:space="0" w:color="000000"/>
+            </w:tcBorders>
+            <w:vAlign w:val="center"/>
+          </w:tcPr>
+          <w:p>
+            <w:pPr>
+              <w:pStyle w:val="Normal"/>
+              <w:spacing w:lineRule="auto" w:line="240" w:before="20" w:after="20"/>
+              <w:jc w:val="center"/>
+              <w:rPr/>
+            </w:pPr>
+            <w:r>
+              <w:rPr/>
+            </w:r>
+          </w:p>
+        </w:tc>
+        <w:tc>
+          <w:tcPr>
+            <w:tcW w:w="1322" w:type="dxa"/>
+            <w:tcBorders>
+              <w:top w:val="single" w:sz="4" w:space="0" w:color="000000"/>
+              <w:start w:val="single" w:sz="4" w:space="0" w:color="000000"/>
+              <w:bottom w:val="single" w:sz="4" w:space="0" w:color="000000"/>
+              <w:end w:val="single" w:sz="4" w:space="0" w:color="000000"/>
+            </w:tcBorders>
+            <w:vAlign w:val="center"/>
+          </w:tcPr>
+          <w:p>
+            <w:pPr>
+              <w:pStyle w:val="Normal"/>
+              <w:spacing w:lineRule="auto" w:line="240" w:before="20" w:after="20"/>
+              <w:jc w:val="center"/>
+              <w:rPr/>
+            </w:pPr>
+            <w:r>
+              <w:rPr/>
+            </w:r>
+          </w:p>
+        </w:tc>
+        <w:tc>
+          <w:tcPr>
+            <w:tcW w:w="1318" w:type="dxa"/>
+            <w:tcBorders>
+              <w:top w:val="single" w:sz="4" w:space="0" w:color="000000"/>
+              <w:start w:val="single" w:sz="4" w:space="0" w:color="000000"/>
+              <w:bottom w:val="single" w:sz="4" w:space="0" w:color="000000"/>
+              <w:end w:val="single" w:sz="4" w:space="0" w:color="000000"/>
+            </w:tcBorders>
+            <w:vAlign w:val="center"/>
+          </w:tcPr>
+          <w:p>
+            <w:pPr>
+              <w:pStyle w:val="Normal"/>
+              <w:spacing w:lineRule="auto" w:line="240" w:before="20" w:after="20"/>
+              <w:jc w:val="center"/>
+              <w:rPr/>
+            </w:pPr>
+            <w:r>
+              <w:rPr/>
+            </w:r>
+          </w:p>
+        </w:tc>
+        <w:tc>
+          <w:tcPr>
+            <w:tcW w:w="1322" w:type="dxa"/>
             <w:tcBorders>
               <w:top w:val="single" w:sz="4" w:space="0" w:color="000000"/>
               <w:start w:val="single" w:sz="4" w:space="0" w:color="000000"/>
@@ -9885,7 +10024,7 @@
         <w:trPr/>
         <w:tc>
           <w:tcPr>
-            <w:tcW w:w="3037" w:type="dxa"/>
+            <w:tcW w:w="3036" w:type="dxa"/>
             <w:tcBorders>
               <w:top w:val="single" w:sz="4" w:space="0" w:color="000000"/>
               <w:start w:val="single" w:sz="4" w:space="0" w:color="000000"/>
@@ -9915,7 +10054,7 @@
         </w:tc>
         <w:tc>
           <w:tcPr>
-            <w:tcW w:w="1321" w:type="dxa"/>
+            <w:tcW w:w="1322" w:type="dxa"/>
             <w:tcBorders>
               <w:top w:val="single" w:sz="4" w:space="0" w:color="000000"/>
               <w:start w:val="single" w:sz="4" w:space="0" w:color="000000"/>
@@ -9945,76 +10084,76 @@
         </w:tc>
         <w:tc>
           <w:tcPr>
-            <w:tcW w:w="1319" w:type="dxa"/>
-            <w:tcBorders>
-              <w:top w:val="single" w:sz="4" w:space="0" w:color="000000"/>
-              <w:start w:val="single" w:sz="4" w:space="0" w:color="000000"/>
-              <w:bottom w:val="single" w:sz="4" w:space="0" w:color="000000"/>
-              <w:end w:val="single" w:sz="4" w:space="0" w:color="000000"/>
-            </w:tcBorders>
-            <w:vAlign w:val="center"/>
-          </w:tcPr>
-          <w:p>
-            <w:pPr>
-              <w:pStyle w:val="Normal"/>
-              <w:spacing w:lineRule="auto" w:line="240" w:before="20" w:after="20"/>
-              <w:jc w:val="center"/>
-              <w:rPr/>
-            </w:pPr>
-            <w:r>
-              <w:rPr/>
-            </w:r>
-          </w:p>
-        </w:tc>
-        <w:tc>
-          <w:tcPr>
-            <w:tcW w:w="1321" w:type="dxa"/>
-            <w:tcBorders>
-              <w:top w:val="single" w:sz="4" w:space="0" w:color="000000"/>
-              <w:start w:val="single" w:sz="4" w:space="0" w:color="000000"/>
-              <w:bottom w:val="single" w:sz="4" w:space="0" w:color="000000"/>
-              <w:end w:val="single" w:sz="4" w:space="0" w:color="000000"/>
-            </w:tcBorders>
-            <w:vAlign w:val="center"/>
-          </w:tcPr>
-          <w:p>
-            <w:pPr>
-              <w:pStyle w:val="Normal"/>
-              <w:spacing w:lineRule="auto" w:line="240" w:before="20" w:after="20"/>
-              <w:jc w:val="center"/>
-              <w:rPr/>
-            </w:pPr>
-            <w:r>
-              <w:rPr/>
-            </w:r>
-          </w:p>
-        </w:tc>
-        <w:tc>
-          <w:tcPr>
-            <w:tcW w:w="1319" w:type="dxa"/>
-            <w:tcBorders>
-              <w:top w:val="single" w:sz="4" w:space="0" w:color="000000"/>
-              <w:start w:val="single" w:sz="4" w:space="0" w:color="000000"/>
-              <w:bottom w:val="single" w:sz="4" w:space="0" w:color="000000"/>
-              <w:end w:val="single" w:sz="4" w:space="0" w:color="000000"/>
-            </w:tcBorders>
-            <w:vAlign w:val="center"/>
-          </w:tcPr>
-          <w:p>
-            <w:pPr>
-              <w:pStyle w:val="Normal"/>
-              <w:spacing w:lineRule="auto" w:line="240" w:before="20" w:after="20"/>
-              <w:jc w:val="center"/>
-              <w:rPr/>
-            </w:pPr>
-            <w:r>
-              <w:rPr/>
-            </w:r>
-          </w:p>
-        </w:tc>
-        <w:tc>
-          <w:tcPr>
-            <w:tcW w:w="1321" w:type="dxa"/>
+            <w:tcW w:w="1318" w:type="dxa"/>
+            <w:tcBorders>
+              <w:top w:val="single" w:sz="4" w:space="0" w:color="000000"/>
+              <w:start w:val="single" w:sz="4" w:space="0" w:color="000000"/>
+              <w:bottom w:val="single" w:sz="4" w:space="0" w:color="000000"/>
+              <w:end w:val="single" w:sz="4" w:space="0" w:color="000000"/>
+            </w:tcBorders>
+            <w:vAlign w:val="center"/>
+          </w:tcPr>
+          <w:p>
+            <w:pPr>
+              <w:pStyle w:val="Normal"/>
+              <w:spacing w:lineRule="auto" w:line="240" w:before="20" w:after="20"/>
+              <w:jc w:val="center"/>
+              <w:rPr/>
+            </w:pPr>
+            <w:r>
+              <w:rPr/>
+            </w:r>
+          </w:p>
+        </w:tc>
+        <w:tc>
+          <w:tcPr>
+            <w:tcW w:w="1322" w:type="dxa"/>
+            <w:tcBorders>
+              <w:top w:val="single" w:sz="4" w:space="0" w:color="000000"/>
+              <w:start w:val="single" w:sz="4" w:space="0" w:color="000000"/>
+              <w:bottom w:val="single" w:sz="4" w:space="0" w:color="000000"/>
+              <w:end w:val="single" w:sz="4" w:space="0" w:color="000000"/>
+            </w:tcBorders>
+            <w:vAlign w:val="center"/>
+          </w:tcPr>
+          <w:p>
+            <w:pPr>
+              <w:pStyle w:val="Normal"/>
+              <w:spacing w:lineRule="auto" w:line="240" w:before="20" w:after="20"/>
+              <w:jc w:val="center"/>
+              <w:rPr/>
+            </w:pPr>
+            <w:r>
+              <w:rPr/>
+            </w:r>
+          </w:p>
+        </w:tc>
+        <w:tc>
+          <w:tcPr>
+            <w:tcW w:w="1318" w:type="dxa"/>
+            <w:tcBorders>
+              <w:top w:val="single" w:sz="4" w:space="0" w:color="000000"/>
+              <w:start w:val="single" w:sz="4" w:space="0" w:color="000000"/>
+              <w:bottom w:val="single" w:sz="4" w:space="0" w:color="000000"/>
+              <w:end w:val="single" w:sz="4" w:space="0" w:color="000000"/>
+            </w:tcBorders>
+            <w:vAlign w:val="center"/>
+          </w:tcPr>
+          <w:p>
+            <w:pPr>
+              <w:pStyle w:val="Normal"/>
+              <w:spacing w:lineRule="auto" w:line="240" w:before="20" w:after="20"/>
+              <w:jc w:val="center"/>
+              <w:rPr/>
+            </w:pPr>
+            <w:r>
+              <w:rPr/>
+            </w:r>
+          </w:p>
+        </w:tc>
+        <w:tc>
+          <w:tcPr>
+            <w:tcW w:w="1322" w:type="dxa"/>
             <w:tcBorders>
               <w:top w:val="single" w:sz="4" w:space="0" w:color="000000"/>
               <w:start w:val="single" w:sz="4" w:space="0" w:color="000000"/>
@@ -10181,9 +10320,9 @@
       </w:tblPr>
       <w:tblGrid>
         <w:gridCol w:w="900"/>
-        <w:gridCol w:w="2199"/>
+        <w:gridCol w:w="2198"/>
         <w:gridCol w:w="3269"/>
-        <w:gridCol w:w="3270"/>
+        <w:gridCol w:w="3271"/>
       </w:tblGrid>
       <w:tr>
         <w:trPr>
@@ -10231,7 +10370,7 @@
         </w:tc>
         <w:tc>
           <w:tcPr>
-            <w:tcW w:w="2199" w:type="dxa"/>
+            <w:tcW w:w="2198" w:type="dxa"/>
             <w:tcBorders>
               <w:top w:val="single" w:sz="4" w:space="0" w:color="000000"/>
               <w:start w:val="single" w:sz="4" w:space="0" w:color="000000"/>
@@ -10291,7 +10430,7 @@
         </w:tc>
         <w:tc>
           <w:tcPr>
-            <w:tcW w:w="3270" w:type="dxa"/>
+            <w:tcW w:w="3271" w:type="dxa"/>
             <w:tcBorders>
               <w:top w:val="single" w:sz="4" w:space="0" w:color="000000"/>
               <w:start w:val="single" w:sz="4" w:space="0" w:color="000000"/>
@@ -10354,7 +10493,7 @@
         </w:tc>
         <w:tc>
           <w:tcPr>
-            <w:tcW w:w="2199" w:type="dxa"/>
+            <w:tcW w:w="2198" w:type="dxa"/>
             <w:tcBorders>
               <w:top w:val="single" w:sz="4" w:space="0" w:color="000000"/>
               <w:start w:val="single" w:sz="4" w:space="0" w:color="000000"/>
@@ -10414,7 +10553,7 @@
         </w:tc>
         <w:tc>
           <w:tcPr>
-            <w:tcW w:w="3270" w:type="dxa"/>
+            <w:tcW w:w="3271" w:type="dxa"/>
             <w:tcBorders>
               <w:top w:val="single" w:sz="4" w:space="0" w:color="000000"/>
               <w:start w:val="single" w:sz="4" w:space="0" w:color="000000"/>
@@ -10477,7 +10616,7 @@
         </w:tc>
         <w:tc>
           <w:tcPr>
-            <w:tcW w:w="2199" w:type="dxa"/>
+            <w:tcW w:w="2198" w:type="dxa"/>
             <w:tcBorders>
               <w:top w:val="single" w:sz="4" w:space="0" w:color="000000"/>
               <w:start w:val="single" w:sz="4" w:space="0" w:color="000000"/>
@@ -10537,7 +10676,7 @@
         </w:tc>
         <w:tc>
           <w:tcPr>
-            <w:tcW w:w="3270" w:type="dxa"/>
+            <w:tcW w:w="3271" w:type="dxa"/>
             <w:tcBorders>
               <w:top w:val="single" w:sz="4" w:space="0" w:color="000000"/>
               <w:start w:val="single" w:sz="4" w:space="0" w:color="000000"/>
@@ -10600,7 +10739,7 @@
         </w:tc>
         <w:tc>
           <w:tcPr>
-            <w:tcW w:w="2199" w:type="dxa"/>
+            <w:tcW w:w="2198" w:type="dxa"/>
             <w:tcBorders>
               <w:top w:val="single" w:sz="4" w:space="0" w:color="000000"/>
               <w:start w:val="single" w:sz="4" w:space="0" w:color="000000"/>
@@ -10660,7 +10799,7 @@
         </w:tc>
         <w:tc>
           <w:tcPr>
-            <w:tcW w:w="3270" w:type="dxa"/>
+            <w:tcW w:w="3271" w:type="dxa"/>
             <w:tcBorders>
               <w:top w:val="single" w:sz="4" w:space="0" w:color="000000"/>
               <w:start w:val="single" w:sz="4" w:space="0" w:color="000000"/>
@@ -10723,7 +10862,7 @@
         </w:tc>
         <w:tc>
           <w:tcPr>
-            <w:tcW w:w="2199" w:type="dxa"/>
+            <w:tcW w:w="2198" w:type="dxa"/>
             <w:tcBorders>
               <w:top w:val="single" w:sz="4" w:space="0" w:color="000000"/>
               <w:start w:val="single" w:sz="4" w:space="0" w:color="000000"/>
@@ -10783,7 +10922,7 @@
         </w:tc>
         <w:tc>
           <w:tcPr>
-            <w:tcW w:w="3270" w:type="dxa"/>
+            <w:tcW w:w="3271" w:type="dxa"/>
             <w:tcBorders>
               <w:top w:val="single" w:sz="4" w:space="0" w:color="000000"/>
               <w:start w:val="single" w:sz="4" w:space="0" w:color="000000"/>
@@ -10846,7 +10985,7 @@
         </w:tc>
         <w:tc>
           <w:tcPr>
-            <w:tcW w:w="2199" w:type="dxa"/>
+            <w:tcW w:w="2198" w:type="dxa"/>
             <w:tcBorders>
               <w:top w:val="single" w:sz="4" w:space="0" w:color="000000"/>
               <w:start w:val="single" w:sz="4" w:space="0" w:color="000000"/>
@@ -10906,7 +11045,7 @@
         </w:tc>
         <w:tc>
           <w:tcPr>
-            <w:tcW w:w="3270" w:type="dxa"/>
+            <w:tcW w:w="3271" w:type="dxa"/>
             <w:tcBorders>
               <w:top w:val="single" w:sz="4" w:space="0" w:color="000000"/>
               <w:start w:val="single" w:sz="4" w:space="0" w:color="000000"/>
@@ -10969,7 +11108,7 @@
         </w:tc>
         <w:tc>
           <w:tcPr>
-            <w:tcW w:w="2199" w:type="dxa"/>
+            <w:tcW w:w="2198" w:type="dxa"/>
             <w:tcBorders>
               <w:top w:val="single" w:sz="4" w:space="0" w:color="000000"/>
               <w:start w:val="single" w:sz="4" w:space="0" w:color="000000"/>
@@ -11029,7 +11168,7 @@
         </w:tc>
         <w:tc>
           <w:tcPr>
-            <w:tcW w:w="3270" w:type="dxa"/>
+            <w:tcW w:w="3271" w:type="dxa"/>
             <w:tcBorders>
               <w:top w:val="single" w:sz="4" w:space="0" w:color="000000"/>
               <w:start w:val="single" w:sz="4" w:space="0" w:color="000000"/>
@@ -11092,7 +11231,7 @@
         </w:tc>
         <w:tc>
           <w:tcPr>
-            <w:tcW w:w="2199" w:type="dxa"/>
+            <w:tcW w:w="2198" w:type="dxa"/>
             <w:tcBorders>
               <w:top w:val="single" w:sz="4" w:space="0" w:color="000000"/>
               <w:start w:val="single" w:sz="4" w:space="0" w:color="000000"/>
@@ -11152,7 +11291,7 @@
         </w:tc>
         <w:tc>
           <w:tcPr>
-            <w:tcW w:w="3270" w:type="dxa"/>
+            <w:tcW w:w="3271" w:type="dxa"/>
             <w:tcBorders>
               <w:top w:val="single" w:sz="4" w:space="0" w:color="000000"/>
               <w:start w:val="single" w:sz="4" w:space="0" w:color="000000"/>
@@ -11215,7 +11354,7 @@
         </w:tc>
         <w:tc>
           <w:tcPr>
-            <w:tcW w:w="2199" w:type="dxa"/>
+            <w:tcW w:w="2198" w:type="dxa"/>
             <w:tcBorders>
               <w:top w:val="single" w:sz="4" w:space="0" w:color="000000"/>
               <w:start w:val="single" w:sz="4" w:space="0" w:color="000000"/>
@@ -11275,7 +11414,7 @@
         </w:tc>
         <w:tc>
           <w:tcPr>
-            <w:tcW w:w="3270" w:type="dxa"/>
+            <w:tcW w:w="3271" w:type="dxa"/>
             <w:tcBorders>
               <w:top w:val="single" w:sz="4" w:space="0" w:color="000000"/>
               <w:start w:val="single" w:sz="4" w:space="0" w:color="000000"/>
@@ -11338,7 +11477,7 @@
         </w:tc>
         <w:tc>
           <w:tcPr>
-            <w:tcW w:w="2199" w:type="dxa"/>
+            <w:tcW w:w="2198" w:type="dxa"/>
             <w:tcBorders>
               <w:top w:val="single" w:sz="4" w:space="0" w:color="000000"/>
               <w:start w:val="single" w:sz="4" w:space="0" w:color="000000"/>
@@ -11398,7 +11537,7 @@
         </w:tc>
         <w:tc>
           <w:tcPr>
-            <w:tcW w:w="3270" w:type="dxa"/>
+            <w:tcW w:w="3271" w:type="dxa"/>
             <w:tcBorders>
               <w:top w:val="single" w:sz="4" w:space="0" w:color="000000"/>
               <w:start w:val="single" w:sz="4" w:space="0" w:color="000000"/>
@@ -11461,7 +11600,7 @@
         </w:tc>
         <w:tc>
           <w:tcPr>
-            <w:tcW w:w="2199" w:type="dxa"/>
+            <w:tcW w:w="2198" w:type="dxa"/>
             <w:tcBorders>
               <w:top w:val="single" w:sz="4" w:space="0" w:color="000000"/>
               <w:start w:val="single" w:sz="4" w:space="0" w:color="000000"/>
@@ -11521,7 +11660,7 @@
         </w:tc>
         <w:tc>
           <w:tcPr>
-            <w:tcW w:w="3270" w:type="dxa"/>
+            <w:tcW w:w="3271" w:type="dxa"/>
             <w:tcBorders>
               <w:top w:val="single" w:sz="4" w:space="0" w:color="000000"/>
               <w:start w:val="single" w:sz="4" w:space="0" w:color="000000"/>
@@ -11584,7 +11723,7 @@
         </w:tc>
         <w:tc>
           <w:tcPr>
-            <w:tcW w:w="2199" w:type="dxa"/>
+            <w:tcW w:w="2198" w:type="dxa"/>
             <w:tcBorders>
               <w:top w:val="single" w:sz="4" w:space="0" w:color="000000"/>
               <w:start w:val="single" w:sz="4" w:space="0" w:color="000000"/>
@@ -11644,7 +11783,7 @@
         </w:tc>
         <w:tc>
           <w:tcPr>
-            <w:tcW w:w="3270" w:type="dxa"/>
+            <w:tcW w:w="3271" w:type="dxa"/>
             <w:tcBorders>
               <w:top w:val="single" w:sz="4" w:space="0" w:color="000000"/>
               <w:start w:val="single" w:sz="4" w:space="0" w:color="000000"/>
@@ -11707,7 +11846,7 @@
         </w:tc>
         <w:tc>
           <w:tcPr>
-            <w:tcW w:w="2199" w:type="dxa"/>
+            <w:tcW w:w="2198" w:type="dxa"/>
             <w:tcBorders>
               <w:top w:val="single" w:sz="4" w:space="0" w:color="000000"/>
               <w:start w:val="single" w:sz="4" w:space="0" w:color="000000"/>
@@ -11767,7 +11906,7 @@
         </w:tc>
         <w:tc>
           <w:tcPr>
-            <w:tcW w:w="3270" w:type="dxa"/>
+            <w:tcW w:w="3271" w:type="dxa"/>
             <w:tcBorders>
               <w:top w:val="single" w:sz="4" w:space="0" w:color="000000"/>
               <w:start w:val="single" w:sz="4" w:space="0" w:color="000000"/>
@@ -11830,7 +11969,7 @@
         </w:tc>
         <w:tc>
           <w:tcPr>
-            <w:tcW w:w="2199" w:type="dxa"/>
+            <w:tcW w:w="2198" w:type="dxa"/>
             <w:tcBorders>
               <w:top w:val="single" w:sz="4" w:space="0" w:color="000000"/>
               <w:start w:val="single" w:sz="4" w:space="0" w:color="000000"/>
@@ -11890,7 +12029,7 @@
         </w:tc>
         <w:tc>
           <w:tcPr>
-            <w:tcW w:w="3270" w:type="dxa"/>
+            <w:tcW w:w="3271" w:type="dxa"/>
             <w:tcBorders>
               <w:top w:val="single" w:sz="4" w:space="0" w:color="000000"/>
               <w:start w:val="single" w:sz="4" w:space="0" w:color="000000"/>
@@ -11953,7 +12092,7 @@
         </w:tc>
         <w:tc>
           <w:tcPr>
-            <w:tcW w:w="2199" w:type="dxa"/>
+            <w:tcW w:w="2198" w:type="dxa"/>
             <w:tcBorders>
               <w:top w:val="single" w:sz="4" w:space="0" w:color="000000"/>
               <w:start w:val="single" w:sz="4" w:space="0" w:color="000000"/>
@@ -12013,7 +12152,7 @@
         </w:tc>
         <w:tc>
           <w:tcPr>
-            <w:tcW w:w="3270" w:type="dxa"/>
+            <w:tcW w:w="3271" w:type="dxa"/>
             <w:tcBorders>
               <w:top w:val="single" w:sz="4" w:space="0" w:color="000000"/>
               <w:start w:val="single" w:sz="4" w:space="0" w:color="000000"/>
@@ -12076,7 +12215,7 @@
         </w:tc>
         <w:tc>
           <w:tcPr>
-            <w:tcW w:w="2199" w:type="dxa"/>
+            <w:tcW w:w="2198" w:type="dxa"/>
             <w:tcBorders>
               <w:top w:val="single" w:sz="4" w:space="0" w:color="000000"/>
               <w:start w:val="single" w:sz="4" w:space="0" w:color="000000"/>
@@ -12136,7 +12275,7 @@
         </w:tc>
         <w:tc>
           <w:tcPr>
-            <w:tcW w:w="3270" w:type="dxa"/>
+            <w:tcW w:w="3271" w:type="dxa"/>
             <w:tcBorders>
               <w:top w:val="single" w:sz="4" w:space="0" w:color="000000"/>
               <w:start w:val="single" w:sz="4" w:space="0" w:color="000000"/>
@@ -12222,12 +12361,12 @@
         <w:gridCol w:w="508"/>
         <w:gridCol w:w="508"/>
         <w:gridCol w:w="507"/>
+        <w:gridCol w:w="507"/>
         <w:gridCol w:w="508"/>
         <w:gridCol w:w="508"/>
         <w:gridCol w:w="508"/>
         <w:gridCol w:w="508"/>
-        <w:gridCol w:w="508"/>
-        <w:gridCol w:w="509"/>
+        <w:gridCol w:w="510"/>
         <w:gridCol w:w="508"/>
         <w:gridCol w:w="508"/>
         <w:gridCol w:w="508"/>
@@ -12354,7 +12493,7 @@
         </w:tc>
         <w:tc>
           <w:tcPr>
-            <w:tcW w:w="508" w:type="dxa"/>
+            <w:tcW w:w="507" w:type="dxa"/>
             <w:tcBorders>
               <w:top w:val="single" w:sz="4" w:space="0" w:color="000000"/>
               <w:start w:val="single" w:sz="4" w:space="0" w:color="000000"/>
@@ -12504,7 +12643,7 @@
         </w:tc>
         <w:tc>
           <w:tcPr>
-            <w:tcW w:w="509" w:type="dxa"/>
+            <w:tcW w:w="510" w:type="dxa"/>
             <w:tcBorders>
               <w:top w:val="single" w:sz="4" w:space="0" w:color="000000"/>
               <w:start w:val="single" w:sz="4" w:space="0" w:color="000000"/>
@@ -12838,7 +12977,7 @@
         </w:tc>
         <w:tc>
           <w:tcPr>
-            <w:tcW w:w="508" w:type="dxa"/>
+            <w:tcW w:w="507" w:type="dxa"/>
             <w:tcBorders>
               <w:top w:val="single" w:sz="4" w:space="0" w:color="000000"/>
               <w:start w:val="single" w:sz="4" w:space="0" w:color="000000"/>
@@ -12988,7 +13127,7 @@
         </w:tc>
         <w:tc>
           <w:tcPr>
-            <w:tcW w:w="509" w:type="dxa"/>
+            <w:tcW w:w="510" w:type="dxa"/>
             <w:tcBorders>
               <w:top w:val="single" w:sz="4" w:space="0" w:color="000000"/>
               <w:start w:val="single" w:sz="4" w:space="0" w:color="000000"/>
@@ -13287,7 +13426,7 @@
         </w:tc>
         <w:tc>
           <w:tcPr>
-            <w:tcW w:w="508" w:type="dxa"/>
+            <w:tcW w:w="507" w:type="dxa"/>
             <w:tcBorders>
               <w:top w:val="single" w:sz="4" w:space="0" w:color="000000"/>
               <w:start w:val="single" w:sz="4" w:space="0" w:color="000000"/>
@@ -13409,7 +13548,7 @@
         </w:tc>
         <w:tc>
           <w:tcPr>
-            <w:tcW w:w="509" w:type="dxa"/>
+            <w:tcW w:w="510" w:type="dxa"/>
             <w:tcBorders>
               <w:top w:val="single" w:sz="4" w:space="0" w:color="000000"/>
               <w:start w:val="single" w:sz="4" w:space="0" w:color="000000"/>
@@ -13643,19 +13782,19 @@
         </w:tblCellMar>
       </w:tblPr>
       <w:tblGrid>
-        <w:gridCol w:w="2797"/>
+        <w:gridCol w:w="2796"/>
         <w:gridCol w:w="456"/>
         <w:gridCol w:w="456"/>
         <w:gridCol w:w="456"/>
-        <w:gridCol w:w="457"/>
+        <w:gridCol w:w="458"/>
         <w:gridCol w:w="456"/>
         <w:gridCol w:w="456"/>
         <w:gridCol w:w="456"/>
-        <w:gridCol w:w="455"/>
+        <w:gridCol w:w="454"/>
         <w:gridCol w:w="456"/>
         <w:gridCol w:w="456"/>
         <w:gridCol w:w="456"/>
-        <w:gridCol w:w="457"/>
+        <w:gridCol w:w="458"/>
         <w:gridCol w:w="456"/>
         <w:gridCol w:w="456"/>
         <w:gridCol w:w="456"/>
@@ -13666,7 +13805,7 @@
         </w:trPr>
         <w:tc>
           <w:tcPr>
-            <w:tcW w:w="2797" w:type="dxa"/>
+            <w:tcW w:w="2796" w:type="dxa"/>
             <w:tcBorders>
               <w:top w:val="single" w:sz="4" w:space="0" w:color="000000"/>
               <w:start w:val="single" w:sz="4" w:space="0" w:color="000000"/>
@@ -13779,7 +13918,7 @@
         </w:tc>
         <w:tc>
           <w:tcPr>
-            <w:tcW w:w="457" w:type="dxa"/>
+            <w:tcW w:w="458" w:type="dxa"/>
             <w:tcBorders>
               <w:top w:val="single" w:sz="4" w:space="0" w:color="000000"/>
               <w:start w:val="single" w:sz="4" w:space="0" w:color="000000"/>
@@ -13899,7 +14038,7 @@
         </w:tc>
         <w:tc>
           <w:tcPr>
-            <w:tcW w:w="455" w:type="dxa"/>
+            <w:tcW w:w="454" w:type="dxa"/>
             <w:tcBorders>
               <w:top w:val="single" w:sz="4" w:space="0" w:color="000000"/>
               <w:start w:val="single" w:sz="4" w:space="0" w:color="000000"/>
@@ -14019,7 +14158,7 @@
         </w:tc>
         <w:tc>
           <w:tcPr>
-            <w:tcW w:w="457" w:type="dxa"/>
+            <w:tcW w:w="458" w:type="dxa"/>
             <w:tcBorders>
               <w:top w:val="single" w:sz="4" w:space="0" w:color="000000"/>
               <w:start w:val="single" w:sz="4" w:space="0" w:color="000000"/>
@@ -14142,7 +14281,7 @@
         <w:trPr/>
         <w:tc>
           <w:tcPr>
-            <w:tcW w:w="2797" w:type="dxa"/>
+            <w:tcW w:w="2796" w:type="dxa"/>
             <w:tcBorders>
               <w:top w:val="single" w:sz="4" w:space="0" w:color="000000"/>
               <w:start w:val="single" w:sz="4" w:space="0" w:color="000000"/>
@@ -14248,7 +14387,7 @@
         </w:tc>
         <w:tc>
           <w:tcPr>
-            <w:tcW w:w="457" w:type="dxa"/>
+            <w:tcW w:w="458" w:type="dxa"/>
             <w:tcBorders>
               <w:top w:val="single" w:sz="4" w:space="0" w:color="000000"/>
               <w:start w:val="single" w:sz="4" w:space="0" w:color="000000"/>
@@ -14340,7 +14479,7 @@
         </w:tc>
         <w:tc>
           <w:tcPr>
-            <w:tcW w:w="455" w:type="dxa"/>
+            <w:tcW w:w="454" w:type="dxa"/>
             <w:tcBorders>
               <w:top w:val="single" w:sz="4" w:space="0" w:color="000000"/>
               <w:start w:val="single" w:sz="4" w:space="0" w:color="000000"/>
@@ -14432,7 +14571,7 @@
         </w:tc>
         <w:tc>
           <w:tcPr>
-            <w:tcW w:w="457" w:type="dxa"/>
+            <w:tcW w:w="458" w:type="dxa"/>
             <w:tcBorders>
               <w:top w:val="single" w:sz="4" w:space="0" w:color="000000"/>
               <w:start w:val="single" w:sz="4" w:space="0" w:color="000000"/>
@@ -14527,7 +14666,7 @@
         <w:trPr/>
         <w:tc>
           <w:tcPr>
-            <w:tcW w:w="2797" w:type="dxa"/>
+            <w:tcW w:w="2796" w:type="dxa"/>
             <w:tcBorders>
               <w:top w:val="single" w:sz="4" w:space="0" w:color="000000"/>
               <w:start w:val="single" w:sz="4" w:space="0" w:color="000000"/>
@@ -14633,7 +14772,7 @@
         </w:tc>
         <w:tc>
           <w:tcPr>
-            <w:tcW w:w="457" w:type="dxa"/>
+            <w:tcW w:w="458" w:type="dxa"/>
             <w:tcBorders>
               <w:top w:val="single" w:sz="4" w:space="0" w:color="000000"/>
               <w:start w:val="single" w:sz="4" w:space="0" w:color="000000"/>
@@ -14725,7 +14864,7 @@
         </w:tc>
         <w:tc>
           <w:tcPr>
-            <w:tcW w:w="455" w:type="dxa"/>
+            <w:tcW w:w="454" w:type="dxa"/>
             <w:tcBorders>
               <w:top w:val="single" w:sz="4" w:space="0" w:color="000000"/>
               <w:start w:val="single" w:sz="4" w:space="0" w:color="000000"/>
@@ -14817,7 +14956,7 @@
         </w:tc>
         <w:tc>
           <w:tcPr>
-            <w:tcW w:w="457" w:type="dxa"/>
+            <w:tcW w:w="458" w:type="dxa"/>
             <w:tcBorders>
               <w:top w:val="single" w:sz="4" w:space="0" w:color="000000"/>
               <w:start w:val="single" w:sz="4" w:space="0" w:color="000000"/>
@@ -14912,7 +15051,7 @@
         <w:trPr/>
         <w:tc>
           <w:tcPr>
-            <w:tcW w:w="2797" w:type="dxa"/>
+            <w:tcW w:w="2796" w:type="dxa"/>
             <w:tcBorders>
               <w:top w:val="single" w:sz="4" w:space="0" w:color="000000"/>
               <w:start w:val="single" w:sz="4" w:space="0" w:color="000000"/>
@@ -15018,7 +15157,7 @@
         </w:tc>
         <w:tc>
           <w:tcPr>
-            <w:tcW w:w="457" w:type="dxa"/>
+            <w:tcW w:w="458" w:type="dxa"/>
             <w:tcBorders>
               <w:top w:val="single" w:sz="4" w:space="0" w:color="000000"/>
               <w:start w:val="single" w:sz="4" w:space="0" w:color="000000"/>
@@ -15110,7 +15249,7 @@
         </w:tc>
         <w:tc>
           <w:tcPr>
-            <w:tcW w:w="455" w:type="dxa"/>
+            <w:tcW w:w="454" w:type="dxa"/>
             <w:tcBorders>
               <w:top w:val="single" w:sz="4" w:space="0" w:color="000000"/>
               <w:start w:val="single" w:sz="4" w:space="0" w:color="000000"/>
@@ -15202,7 +15341,7 @@
         </w:tc>
         <w:tc>
           <w:tcPr>
-            <w:tcW w:w="457" w:type="dxa"/>
+            <w:tcW w:w="458" w:type="dxa"/>
             <w:tcBorders>
               <w:top w:val="single" w:sz="4" w:space="0" w:color="000000"/>
               <w:start w:val="single" w:sz="4" w:space="0" w:color="000000"/>
@@ -15297,7 +15436,7 @@
         <w:trPr/>
         <w:tc>
           <w:tcPr>
-            <w:tcW w:w="2797" w:type="dxa"/>
+            <w:tcW w:w="2796" w:type="dxa"/>
             <w:tcBorders>
               <w:top w:val="single" w:sz="4" w:space="0" w:color="000000"/>
               <w:start w:val="single" w:sz="4" w:space="0" w:color="000000"/>
@@ -15396,7 +15535,7 @@
         </w:tc>
         <w:tc>
           <w:tcPr>
-            <w:tcW w:w="457" w:type="dxa"/>
+            <w:tcW w:w="458" w:type="dxa"/>
             <w:tcBorders>
               <w:top w:val="single" w:sz="4" w:space="0" w:color="000000"/>
               <w:start w:val="single" w:sz="4" w:space="0" w:color="000000"/>
@@ -15495,7 +15634,7 @@
         </w:tc>
         <w:tc>
           <w:tcPr>
-            <w:tcW w:w="455" w:type="dxa"/>
+            <w:tcW w:w="454" w:type="dxa"/>
             <w:tcBorders>
               <w:top w:val="single" w:sz="4" w:space="0" w:color="000000"/>
               <w:start w:val="single" w:sz="4" w:space="0" w:color="000000"/>
@@ -15587,7 +15726,7 @@
         </w:tc>
         <w:tc>
           <w:tcPr>
-            <w:tcW w:w="457" w:type="dxa"/>
+            <w:tcW w:w="458" w:type="dxa"/>
             <w:tcBorders>
               <w:top w:val="single" w:sz="4" w:space="0" w:color="000000"/>
               <w:start w:val="single" w:sz="4" w:space="0" w:color="000000"/>
@@ -15682,7 +15821,7 @@
         <w:trPr/>
         <w:tc>
           <w:tcPr>
-            <w:tcW w:w="2797" w:type="dxa"/>
+            <w:tcW w:w="2796" w:type="dxa"/>
             <w:tcBorders>
               <w:top w:val="single" w:sz="4" w:space="0" w:color="000000"/>
               <w:start w:val="single" w:sz="4" w:space="0" w:color="000000"/>
@@ -15781,7 +15920,7 @@
         </w:tc>
         <w:tc>
           <w:tcPr>
-            <w:tcW w:w="457" w:type="dxa"/>
+            <w:tcW w:w="458" w:type="dxa"/>
             <w:tcBorders>
               <w:top w:val="single" w:sz="4" w:space="0" w:color="000000"/>
               <w:start w:val="single" w:sz="4" w:space="0" w:color="000000"/>
@@ -15880,7 +16019,7 @@
         </w:tc>
         <w:tc>
           <w:tcPr>
-            <w:tcW w:w="455" w:type="dxa"/>
+            <w:tcW w:w="454" w:type="dxa"/>
             <w:tcBorders>
               <w:top w:val="single" w:sz="4" w:space="0" w:color="000000"/>
               <w:start w:val="single" w:sz="4" w:space="0" w:color="000000"/>
@@ -15972,7 +16111,7 @@
         </w:tc>
         <w:tc>
           <w:tcPr>
-            <w:tcW w:w="457" w:type="dxa"/>
+            <w:tcW w:w="458" w:type="dxa"/>
             <w:tcBorders>
               <w:top w:val="single" w:sz="4" w:space="0" w:color="000000"/>
               <w:start w:val="single" w:sz="4" w:space="0" w:color="000000"/>
@@ -16067,7 +16206,7 @@
         <w:trPr/>
         <w:tc>
           <w:tcPr>
-            <w:tcW w:w="2797" w:type="dxa"/>
+            <w:tcW w:w="2796" w:type="dxa"/>
             <w:tcBorders>
               <w:top w:val="single" w:sz="4" w:space="0" w:color="000000"/>
               <w:start w:val="single" w:sz="4" w:space="0" w:color="000000"/>
@@ -16166,7 +16305,7 @@
         </w:tc>
         <w:tc>
           <w:tcPr>
-            <w:tcW w:w="457" w:type="dxa"/>
+            <w:tcW w:w="458" w:type="dxa"/>
             <w:tcBorders>
               <w:top w:val="single" w:sz="4" w:space="0" w:color="000000"/>
               <w:start w:val="single" w:sz="4" w:space="0" w:color="000000"/>
@@ -16265,7 +16404,7 @@
         </w:tc>
         <w:tc>
           <w:tcPr>
-            <w:tcW w:w="455" w:type="dxa"/>
+            <w:tcW w:w="454" w:type="dxa"/>
             <w:tcBorders>
               <w:top w:val="single" w:sz="4" w:space="0" w:color="000000"/>
               <w:start w:val="single" w:sz="4" w:space="0" w:color="000000"/>
@@ -16357,7 +16496,7 @@
         </w:tc>
         <w:tc>
           <w:tcPr>
-            <w:tcW w:w="457" w:type="dxa"/>
+            <w:tcW w:w="458" w:type="dxa"/>
             <w:tcBorders>
               <w:top w:val="single" w:sz="4" w:space="0" w:color="000000"/>
               <w:start w:val="single" w:sz="4" w:space="0" w:color="000000"/>
@@ -16452,7 +16591,7 @@
         <w:trPr/>
         <w:tc>
           <w:tcPr>
-            <w:tcW w:w="2797" w:type="dxa"/>
+            <w:tcW w:w="2796" w:type="dxa"/>
             <w:tcBorders>
               <w:top w:val="single" w:sz="4" w:space="0" w:color="000000"/>
               <w:start w:val="single" w:sz="4" w:space="0" w:color="000000"/>
@@ -16551,7 +16690,7 @@
         </w:tc>
         <w:tc>
           <w:tcPr>
-            <w:tcW w:w="457" w:type="dxa"/>
+            <w:tcW w:w="458" w:type="dxa"/>
             <w:tcBorders>
               <w:top w:val="single" w:sz="4" w:space="0" w:color="000000"/>
               <w:start w:val="single" w:sz="4" w:space="0" w:color="000000"/>
@@ -16650,7 +16789,7 @@
         </w:tc>
         <w:tc>
           <w:tcPr>
-            <w:tcW w:w="455" w:type="dxa"/>
+            <w:tcW w:w="454" w:type="dxa"/>
             <w:tcBorders>
               <w:top w:val="single" w:sz="4" w:space="0" w:color="000000"/>
               <w:start w:val="single" w:sz="4" w:space="0" w:color="000000"/>
@@ -16742,7 +16881,7 @@
         </w:tc>
         <w:tc>
           <w:tcPr>
-            <w:tcW w:w="457" w:type="dxa"/>
+            <w:tcW w:w="458" w:type="dxa"/>
             <w:tcBorders>
               <w:top w:val="single" w:sz="4" w:space="0" w:color="000000"/>
               <w:start w:val="single" w:sz="4" w:space="0" w:color="000000"/>
@@ -16837,7 +16976,7 @@
         <w:trPr/>
         <w:tc>
           <w:tcPr>
-            <w:tcW w:w="2797" w:type="dxa"/>
+            <w:tcW w:w="2796" w:type="dxa"/>
             <w:tcBorders>
               <w:top w:val="single" w:sz="4" w:space="0" w:color="000000"/>
               <w:start w:val="single" w:sz="4" w:space="0" w:color="000000"/>
@@ -16936,7 +17075,7 @@
         </w:tc>
         <w:tc>
           <w:tcPr>
-            <w:tcW w:w="457" w:type="dxa"/>
+            <w:tcW w:w="458" w:type="dxa"/>
             <w:tcBorders>
               <w:top w:val="single" w:sz="4" w:space="0" w:color="000000"/>
               <w:start w:val="single" w:sz="4" w:space="0" w:color="000000"/>
@@ -17028,7 +17167,7 @@
         </w:tc>
         <w:tc>
           <w:tcPr>
-            <w:tcW w:w="455" w:type="dxa"/>
+            <w:tcW w:w="454" w:type="dxa"/>
             <w:tcBorders>
               <w:top w:val="single" w:sz="4" w:space="0" w:color="000000"/>
               <w:start w:val="single" w:sz="4" w:space="0" w:color="000000"/>
@@ -17127,7 +17266,7 @@
         </w:tc>
         <w:tc>
           <w:tcPr>
-            <w:tcW w:w="457" w:type="dxa"/>
+            <w:tcW w:w="458" w:type="dxa"/>
             <w:tcBorders>
               <w:top w:val="single" w:sz="4" w:space="0" w:color="000000"/>
               <w:start w:val="single" w:sz="4" w:space="0" w:color="000000"/>
@@ -17222,7 +17361,7 @@
         <w:trPr/>
         <w:tc>
           <w:tcPr>
-            <w:tcW w:w="2797" w:type="dxa"/>
+            <w:tcW w:w="2796" w:type="dxa"/>
             <w:tcBorders>
               <w:top w:val="single" w:sz="4" w:space="0" w:color="000000"/>
               <w:start w:val="single" w:sz="4" w:space="0" w:color="000000"/>
@@ -17321,7 +17460,7 @@
         </w:tc>
         <w:tc>
           <w:tcPr>
-            <w:tcW w:w="457" w:type="dxa"/>
+            <w:tcW w:w="458" w:type="dxa"/>
             <w:tcBorders>
               <w:top w:val="single" w:sz="4" w:space="0" w:color="000000"/>
               <w:start w:val="single" w:sz="4" w:space="0" w:color="000000"/>
@@ -17413,7 +17552,7 @@
         </w:tc>
         <w:tc>
           <w:tcPr>
-            <w:tcW w:w="455" w:type="dxa"/>
+            <w:tcW w:w="454" w:type="dxa"/>
             <w:tcBorders>
               <w:top w:val="single" w:sz="4" w:space="0" w:color="000000"/>
               <w:start w:val="single" w:sz="4" w:space="0" w:color="000000"/>
@@ -17512,7 +17651,7 @@
         </w:tc>
         <w:tc>
           <w:tcPr>
-            <w:tcW w:w="457" w:type="dxa"/>
+            <w:tcW w:w="458" w:type="dxa"/>
             <w:tcBorders>
               <w:top w:val="single" w:sz="4" w:space="0" w:color="000000"/>
               <w:start w:val="single" w:sz="4" w:space="0" w:color="000000"/>
@@ -17607,7 +17746,7 @@
         <w:trPr/>
         <w:tc>
           <w:tcPr>
-            <w:tcW w:w="2797" w:type="dxa"/>
+            <w:tcW w:w="2796" w:type="dxa"/>
             <w:tcBorders>
               <w:top w:val="single" w:sz="4" w:space="0" w:color="000000"/>
               <w:start w:val="single" w:sz="4" w:space="0" w:color="000000"/>
@@ -17706,7 +17845,7 @@
         </w:tc>
         <w:tc>
           <w:tcPr>
-            <w:tcW w:w="457" w:type="dxa"/>
+            <w:tcW w:w="458" w:type="dxa"/>
             <w:tcBorders>
               <w:top w:val="single" w:sz="4" w:space="0" w:color="000000"/>
               <w:start w:val="single" w:sz="4" w:space="0" w:color="000000"/>
@@ -17798,7 +17937,7 @@
         </w:tc>
         <w:tc>
           <w:tcPr>
-            <w:tcW w:w="455" w:type="dxa"/>
+            <w:tcW w:w="454" w:type="dxa"/>
             <w:tcBorders>
               <w:top w:val="single" w:sz="4" w:space="0" w:color="000000"/>
               <w:start w:val="single" w:sz="4" w:space="0" w:color="000000"/>
@@ -17897,7 +18036,7 @@
         </w:tc>
         <w:tc>
           <w:tcPr>
-            <w:tcW w:w="457" w:type="dxa"/>
+            <w:tcW w:w="458" w:type="dxa"/>
             <w:tcBorders>
               <w:top w:val="single" w:sz="4" w:space="0" w:color="000000"/>
               <w:start w:val="single" w:sz="4" w:space="0" w:color="000000"/>
@@ -17992,7 +18131,7 @@
         <w:trPr/>
         <w:tc>
           <w:tcPr>
-            <w:tcW w:w="2797" w:type="dxa"/>
+            <w:tcW w:w="2796" w:type="dxa"/>
             <w:tcBorders>
               <w:top w:val="single" w:sz="4" w:space="0" w:color="000000"/>
               <w:start w:val="single" w:sz="4" w:space="0" w:color="000000"/>
@@ -18091,7 +18230,7 @@
         </w:tc>
         <w:tc>
           <w:tcPr>
-            <w:tcW w:w="457" w:type="dxa"/>
+            <w:tcW w:w="458" w:type="dxa"/>
             <w:tcBorders>
               <w:top w:val="single" w:sz="4" w:space="0" w:color="000000"/>
               <w:start w:val="single" w:sz="4" w:space="0" w:color="000000"/>
@@ -18183,7 +18322,7 @@
         </w:tc>
         <w:tc>
           <w:tcPr>
-            <w:tcW w:w="455" w:type="dxa"/>
+            <w:tcW w:w="454" w:type="dxa"/>
             <w:tcBorders>
               <w:top w:val="single" w:sz="4" w:space="0" w:color="000000"/>
               <w:start w:val="single" w:sz="4" w:space="0" w:color="000000"/>
@@ -18282,7 +18421,7 @@
         </w:tc>
         <w:tc>
           <w:tcPr>
-            <w:tcW w:w="457" w:type="dxa"/>
+            <w:tcW w:w="458" w:type="dxa"/>
             <w:tcBorders>
               <w:top w:val="single" w:sz="4" w:space="0" w:color="000000"/>
               <w:start w:val="single" w:sz="4" w:space="0" w:color="000000"/>
@@ -18377,7 +18516,7 @@
         <w:trPr/>
         <w:tc>
           <w:tcPr>
-            <w:tcW w:w="2797" w:type="dxa"/>
+            <w:tcW w:w="2796" w:type="dxa"/>
             <w:tcBorders>
               <w:top w:val="single" w:sz="4" w:space="0" w:color="000000"/>
               <w:start w:val="single" w:sz="4" w:space="0" w:color="000000"/>
@@ -18476,7 +18615,7 @@
         </w:tc>
         <w:tc>
           <w:tcPr>
-            <w:tcW w:w="457" w:type="dxa"/>
+            <w:tcW w:w="458" w:type="dxa"/>
             <w:tcBorders>
               <w:top w:val="single" w:sz="4" w:space="0" w:color="000000"/>
               <w:start w:val="single" w:sz="4" w:space="0" w:color="000000"/>
@@ -18568,7 +18707,7 @@
         </w:tc>
         <w:tc>
           <w:tcPr>
-            <w:tcW w:w="455" w:type="dxa"/>
+            <w:tcW w:w="454" w:type="dxa"/>
             <w:tcBorders>
               <w:top w:val="single" w:sz="4" w:space="0" w:color="000000"/>
               <w:start w:val="single" w:sz="4" w:space="0" w:color="000000"/>
@@ -18660,7 +18799,7 @@
         </w:tc>
         <w:tc>
           <w:tcPr>
-            <w:tcW w:w="457" w:type="dxa"/>
+            <w:tcW w:w="458" w:type="dxa"/>
             <w:tcBorders>
               <w:top w:val="single" w:sz="4" w:space="0" w:color="000000"/>
               <w:start w:val="single" w:sz="4" w:space="0" w:color="000000"/>
@@ -18762,7 +18901,7 @@
         <w:trPr/>
         <w:tc>
           <w:tcPr>
-            <w:tcW w:w="2797" w:type="dxa"/>
+            <w:tcW w:w="2796" w:type="dxa"/>
             <w:tcBorders>
               <w:top w:val="single" w:sz="4" w:space="0" w:color="000000"/>
               <w:start w:val="single" w:sz="4" w:space="0" w:color="000000"/>
@@ -18861,7 +19000,7 @@
         </w:tc>
         <w:tc>
           <w:tcPr>
-            <w:tcW w:w="457" w:type="dxa"/>
+            <w:tcW w:w="458" w:type="dxa"/>
             <w:tcBorders>
               <w:top w:val="single" w:sz="4" w:space="0" w:color="000000"/>
               <w:start w:val="single" w:sz="4" w:space="0" w:color="000000"/>
@@ -18953,7 +19092,7 @@
         </w:tc>
         <w:tc>
           <w:tcPr>
-            <w:tcW w:w="455" w:type="dxa"/>
+            <w:tcW w:w="454" w:type="dxa"/>
             <w:tcBorders>
               <w:top w:val="single" w:sz="4" w:space="0" w:color="000000"/>
               <w:start w:val="single" w:sz="4" w:space="0" w:color="000000"/>
@@ -19045,7 +19184,7 @@
         </w:tc>
         <w:tc>
           <w:tcPr>
-            <w:tcW w:w="457" w:type="dxa"/>
+            <w:tcW w:w="458" w:type="dxa"/>
             <w:tcBorders>
               <w:top w:val="single" w:sz="4" w:space="0" w:color="000000"/>
               <w:start w:val="single" w:sz="4" w:space="0" w:color="000000"/>
@@ -19147,7 +19286,7 @@
         <w:trPr/>
         <w:tc>
           <w:tcPr>
-            <w:tcW w:w="2797" w:type="dxa"/>
+            <w:tcW w:w="2796" w:type="dxa"/>
             <w:tcBorders>
               <w:top w:val="single" w:sz="4" w:space="0" w:color="000000"/>
               <w:start w:val="single" w:sz="4" w:space="0" w:color="000000"/>
@@ -19246,7 +19385,7 @@
         </w:tc>
         <w:tc>
           <w:tcPr>
-            <w:tcW w:w="457" w:type="dxa"/>
+            <w:tcW w:w="458" w:type="dxa"/>
             <w:tcBorders>
               <w:top w:val="single" w:sz="4" w:space="0" w:color="000000"/>
               <w:start w:val="single" w:sz="4" w:space="0" w:color="000000"/>
@@ -19338,7 +19477,7 @@
         </w:tc>
         <w:tc>
           <w:tcPr>
-            <w:tcW w:w="455" w:type="dxa"/>
+            <w:tcW w:w="454" w:type="dxa"/>
             <w:tcBorders>
               <w:top w:val="single" w:sz="4" w:space="0" w:color="000000"/>
               <w:start w:val="single" w:sz="4" w:space="0" w:color="000000"/>
@@ -19430,7 +19569,7 @@
         </w:tc>
         <w:tc>
           <w:tcPr>
-            <w:tcW w:w="457" w:type="dxa"/>
+            <w:tcW w:w="458" w:type="dxa"/>
             <w:tcBorders>
               <w:top w:val="single" w:sz="4" w:space="0" w:color="000000"/>
               <w:start w:val="single" w:sz="4" w:space="0" w:color="000000"/>
@@ -19532,7 +19671,7 @@
         <w:trPr/>
         <w:tc>
           <w:tcPr>
-            <w:tcW w:w="2797" w:type="dxa"/>
+            <w:tcW w:w="2796" w:type="dxa"/>
             <w:tcBorders>
               <w:top w:val="single" w:sz="4" w:space="0" w:color="000000"/>
               <w:start w:val="single" w:sz="4" w:space="0" w:color="000000"/>
@@ -19631,7 +19770,7 @@
         </w:tc>
         <w:tc>
           <w:tcPr>
-            <w:tcW w:w="457" w:type="dxa"/>
+            <w:tcW w:w="458" w:type="dxa"/>
             <w:tcBorders>
               <w:top w:val="single" w:sz="4" w:space="0" w:color="000000"/>
               <w:start w:val="single" w:sz="4" w:space="0" w:color="000000"/>
@@ -19723,7 +19862,7 @@
         </w:tc>
         <w:tc>
           <w:tcPr>
-            <w:tcW w:w="455" w:type="dxa"/>
+            <w:tcW w:w="454" w:type="dxa"/>
             <w:tcBorders>
               <w:top w:val="single" w:sz="4" w:space="0" w:color="000000"/>
               <w:start w:val="single" w:sz="4" w:space="0" w:color="000000"/>
@@ -19815,7 +19954,7 @@
         </w:tc>
         <w:tc>
           <w:tcPr>
-            <w:tcW w:w="457" w:type="dxa"/>
+            <w:tcW w:w="458" w:type="dxa"/>
             <w:tcBorders>
               <w:top w:val="single" w:sz="4" w:space="0" w:color="000000"/>
               <w:start w:val="single" w:sz="4" w:space="0" w:color="000000"/>
@@ -19986,9 +20125,9 @@
       </w:tblPr>
       <w:tblGrid>
         <w:gridCol w:w="900"/>
-        <w:gridCol w:w="2199"/>
+        <w:gridCol w:w="2198"/>
         <w:gridCol w:w="3269"/>
-        <w:gridCol w:w="3270"/>
+        <w:gridCol w:w="3271"/>
       </w:tblGrid>
       <w:tr>
         <w:trPr>
@@ -20036,7 +20175,7 @@
         </w:tc>
         <w:tc>
           <w:tcPr>
-            <w:tcW w:w="2199" w:type="dxa"/>
+            <w:tcW w:w="2198" w:type="dxa"/>
             <w:tcBorders>
               <w:top w:val="single" w:sz="4" w:space="0" w:color="000000"/>
               <w:start w:val="single" w:sz="4" w:space="0" w:color="000000"/>
@@ -20096,7 +20235,7 @@
         </w:tc>
         <w:tc>
           <w:tcPr>
-            <w:tcW w:w="3270" w:type="dxa"/>
+            <w:tcW w:w="3271" w:type="dxa"/>
             <w:tcBorders>
               <w:top w:val="single" w:sz="4" w:space="0" w:color="000000"/>
               <w:start w:val="single" w:sz="4" w:space="0" w:color="000000"/>
@@ -20159,7 +20298,7 @@
         </w:tc>
         <w:tc>
           <w:tcPr>
-            <w:tcW w:w="2199" w:type="dxa"/>
+            <w:tcW w:w="2198" w:type="dxa"/>
             <w:tcBorders>
               <w:top w:val="single" w:sz="4" w:space="0" w:color="000000"/>
               <w:start w:val="single" w:sz="4" w:space="0" w:color="000000"/>
@@ -20219,7 +20358,7 @@
         </w:tc>
         <w:tc>
           <w:tcPr>
-            <w:tcW w:w="3270" w:type="dxa"/>
+            <w:tcW w:w="3271" w:type="dxa"/>
             <w:tcBorders>
               <w:top w:val="single" w:sz="4" w:space="0" w:color="000000"/>
               <w:start w:val="single" w:sz="4" w:space="0" w:color="000000"/>
@@ -20288,11 +20427,12 @@
       </w:r>
     </w:p>
     <w:sectPr>
-      <w:headerReference w:type="default" r:id="rId15"/>
-      <w:headerReference w:type="first" r:id="rId16"/>
-      <w:footerReference w:type="even" r:id="rId17"/>
-      <w:footerReference w:type="default" r:id="rId18"/>
-      <w:footerReference w:type="first" r:id="rId19"/>
+      <w:headerReference w:type="even" r:id="rId16"/>
+      <w:headerReference w:type="default" r:id="rId17"/>
+      <w:headerReference w:type="first" r:id="rId18"/>
+      <w:footerReference w:type="even" r:id="rId19"/>
+      <w:footerReference w:type="default" r:id="rId20"/>
+      <w:footerReference w:type="first" r:id="rId21"/>
       <w:type w:val="nextPage"/>
       <w:pgSz w:w="11906" w:h="16838"/>
       <w:pgMar w:left="1701" w:right="567" w:gutter="0" w:header="708" w:top="1134" w:footer="708" w:bottom="1134"/>
@@ -20589,7 +20729,7 @@
 <w:hdr xmlns:o="urn:schemas-microsoft-com:office:office" xmlns:r="http://schemas.openxmlformats.org/officeDocument/2006/relationships" xmlns:v="urn:schemas-microsoft-com:vml" xmlns:w="http://schemas.openxmlformats.org/wordprocessingml/2006/main" xmlns:w10="urn:schemas-microsoft-com:office:word" xmlns:wp="http://schemas.openxmlformats.org/drawingml/2006/wordprocessingDrawing" xmlns:pic="http://schemas.openxmlformats.org/drawingml/2006/picture" xmlns:wps="http://schemas.microsoft.com/office/word/2010/wordprocessingShape" xmlns:wpg="http://schemas.microsoft.com/office/word/2010/wordprocessingGroup" xmlns:mc="http://schemas.openxmlformats.org/markup-compatibility/2006" xmlns:wp14="http://schemas.microsoft.com/office/word/2010/wordprocessingDrawing" xmlns:w14="http://schemas.microsoft.com/office/word/2010/wordml" xmlns:w15="http://schemas.microsoft.com/office/word/2012/wordml" mc:Ignorable="w14 wp14 w15">
   <w:p>
     <w:pPr>
-      <w:pStyle w:val="Normal"/>
+      <w:pStyle w:val="Header"/>
       <w:rPr/>
     </w:pPr>
     <w:r>
@@ -20601,7 +20741,15 @@
 
 <file path=word/header5.xml><?xml version="1.0" encoding="utf-8"?>
 <w:hdr xmlns:o="urn:schemas-microsoft-com:office:office" xmlns:r="http://schemas.openxmlformats.org/officeDocument/2006/relationships" xmlns:v="urn:schemas-microsoft-com:vml" xmlns:w="http://schemas.openxmlformats.org/wordprocessingml/2006/main" xmlns:w10="urn:schemas-microsoft-com:office:word" xmlns:wp="http://schemas.openxmlformats.org/drawingml/2006/wordprocessingDrawing" xmlns:pic="http://schemas.openxmlformats.org/drawingml/2006/picture" xmlns:wps="http://schemas.microsoft.com/office/word/2010/wordprocessingShape" xmlns:wpg="http://schemas.microsoft.com/office/word/2010/wordprocessingGroup" xmlns:mc="http://schemas.openxmlformats.org/markup-compatibility/2006" xmlns:wp14="http://schemas.microsoft.com/office/word/2010/wordprocessingDrawing" xmlns:w14="http://schemas.microsoft.com/office/word/2010/wordml" xmlns:w15="http://schemas.microsoft.com/office/word/2012/wordml" mc:Ignorable="w14 wp14 w15">
-  <w:p/>
+  <w:p>
+    <w:pPr>
+      <w:pStyle w:val="Normal"/>
+      <w:rPr/>
+    </w:pPr>
+    <w:r>
+      <w:rPr/>
+    </w:r>
+  </w:p>
 </w:hdr>
 </file>
 
@@ -20621,7 +20769,43 @@
 
 <file path=word/header7.xml><?xml version="1.0" encoding="utf-8"?>
 <w:hdr xmlns:o="urn:schemas-microsoft-com:office:office" xmlns:r="http://schemas.openxmlformats.org/officeDocument/2006/relationships" xmlns:v="urn:schemas-microsoft-com:vml" xmlns:w="http://schemas.openxmlformats.org/wordprocessingml/2006/main" xmlns:w10="urn:schemas-microsoft-com:office:word" xmlns:wp="http://schemas.openxmlformats.org/drawingml/2006/wordprocessingDrawing" xmlns:pic="http://schemas.openxmlformats.org/drawingml/2006/picture" xmlns:wps="http://schemas.microsoft.com/office/word/2010/wordprocessingShape" xmlns:wpg="http://schemas.microsoft.com/office/word/2010/wordprocessingGroup" xmlns:mc="http://schemas.openxmlformats.org/markup-compatibility/2006" xmlns:wp14="http://schemas.microsoft.com/office/word/2010/wordprocessingDrawing" xmlns:w14="http://schemas.microsoft.com/office/word/2010/wordml" xmlns:w15="http://schemas.microsoft.com/office/word/2012/wordml" mc:Ignorable="w14 wp14 w15">
-  <w:p/>
+  <w:p>
+    <w:pPr>
+      <w:pStyle w:val="Header"/>
+      <w:rPr/>
+    </w:pPr>
+    <w:r>
+      <w:rPr/>
+    </w:r>
+  </w:p>
+</w:hdr>
+</file>
+
+<file path=word/header8.xml><?xml version="1.0" encoding="utf-8"?>
+<w:hdr xmlns:o="urn:schemas-microsoft-com:office:office" xmlns:r="http://schemas.openxmlformats.org/officeDocument/2006/relationships" xmlns:v="urn:schemas-microsoft-com:vml" xmlns:w="http://schemas.openxmlformats.org/wordprocessingml/2006/main" xmlns:w10="urn:schemas-microsoft-com:office:word" xmlns:wp="http://schemas.openxmlformats.org/drawingml/2006/wordprocessingDrawing" xmlns:pic="http://schemas.openxmlformats.org/drawingml/2006/picture" xmlns:wps="http://schemas.microsoft.com/office/word/2010/wordprocessingShape" xmlns:wpg="http://schemas.microsoft.com/office/word/2010/wordprocessingGroup" xmlns:mc="http://schemas.openxmlformats.org/markup-compatibility/2006" xmlns:wp14="http://schemas.microsoft.com/office/word/2010/wordprocessingDrawing" xmlns:w14="http://schemas.microsoft.com/office/word/2010/wordml" xmlns:w15="http://schemas.microsoft.com/office/word/2012/wordml" mc:Ignorable="w14 wp14 w15">
+  <w:p>
+    <w:pPr>
+      <w:pStyle w:val="Normal"/>
+      <w:rPr/>
+    </w:pPr>
+    <w:r>
+      <w:rPr/>
+    </w:r>
+  </w:p>
+</w:hdr>
+</file>
+
+<file path=word/header9.xml><?xml version="1.0" encoding="utf-8"?>
+<w:hdr xmlns:o="urn:schemas-microsoft-com:office:office" xmlns:r="http://schemas.openxmlformats.org/officeDocument/2006/relationships" xmlns:v="urn:schemas-microsoft-com:vml" xmlns:w="http://schemas.openxmlformats.org/wordprocessingml/2006/main" xmlns:w10="urn:schemas-microsoft-com:office:word" xmlns:wp="http://schemas.openxmlformats.org/drawingml/2006/wordprocessingDrawing" xmlns:pic="http://schemas.openxmlformats.org/drawingml/2006/picture" xmlns:wps="http://schemas.microsoft.com/office/word/2010/wordprocessingShape" xmlns:wpg="http://schemas.microsoft.com/office/word/2010/wordprocessingGroup" xmlns:mc="http://schemas.openxmlformats.org/markup-compatibility/2006" xmlns:wp14="http://schemas.microsoft.com/office/word/2010/wordprocessingDrawing" xmlns:w14="http://schemas.microsoft.com/office/word/2010/wordml" xmlns:w15="http://schemas.microsoft.com/office/word/2012/wordml" mc:Ignorable="w14 wp14 w15">
+  <w:p>
+    <w:pPr>
+      <w:pStyle w:val="Normal"/>
+      <w:rPr/>
+    </w:pPr>
+    <w:r>
+      <w:rPr/>
+    </w:r>
+  </w:p>
 </w:hdr>
 </file>
 
@@ -20647,6 +20831,7 @@
     <w:qFormat/>
     <w:pPr>
       <w:widowControl/>
+      <w:suppressAutoHyphens w:val="true"/>
       <w:bidi w:val="0"/>
       <w:spacing w:before="0" w:after="0"/>
       <w:jc w:val="start"/>
@@ -20731,11 +20916,18 @@
       <w:u w:val="single"/>
     </w:rPr>
   </w:style>
-  <w:style w:type="character" w:styleId="FootnoteCharacters">
-    <w:name w:val="Footnote Characters"/>
+  <w:style w:type="character" w:styleId="FootnoteCharactersuser">
+    <w:name w:val="Footnote Characters (user)"/>
     <w:uiPriority w:val="99"/>
     <w:semiHidden/>
     <w:unhideWhenUsed/>
+    <w:qFormat/>
+    <w:rPr>
+      <w:vertAlign w:val="superscript"/>
+    </w:rPr>
+  </w:style>
+  <w:style w:type="character" w:styleId="FootnoteCharacters">
+    <w:name w:val="Footnote Characters"/>
     <w:qFormat/>
     <w:rPr>
       <w:vertAlign w:val="superscript"/>
@@ -20759,11 +20951,18 @@
       <w:szCs w:val="20"/>
     </w:rPr>
   </w:style>
-  <w:style w:type="character" w:styleId="EndnoteCharacters">
-    <w:name w:val="Endnote Characters"/>
+  <w:style w:type="character" w:styleId="EndnoteCharactersuser">
+    <w:name w:val="Endnote Characters (user)"/>
     <w:uiPriority w:val="99"/>
     <w:semiHidden/>
     <w:unhideWhenUsed/>
+    <w:qFormat/>
+    <w:rPr>
+      <w:vertAlign w:val="superscript"/>
+    </w:rPr>
+  </w:style>
+  <w:style w:type="character" w:styleId="EndnoteCharacters">
+    <w:name w:val="Endnote Characters"/>
     <w:qFormat/>
     <w:rPr>
       <w:vertAlign w:val="superscript"/>
@@ -20860,6 +21059,7 @@
     <w:qFormat/>
     <w:pPr>
       <w:widowControl/>
+      <w:suppressAutoHyphens w:val="true"/>
       <w:bidi w:val="0"/>
       <w:spacing w:before="0" w:after="0"/>
       <w:jc w:val="start"/>
@@ -20880,6 +21080,7 @@
     <w:qFormat/>
     <w:pPr>
       <w:widowControl/>
+      <w:suppressAutoHyphens w:val="true"/>
       <w:bidi w:val="0"/>
       <w:spacing w:before="0" w:after="0"/>
       <w:jc w:val="start"/>
